--- a/flow/20230927_hours/triodion-lent/тиждень-4/4-3.docx
+++ b/flow/20230927_hours/triodion-lent/тиждень-4/4-3.docx
@@ -59,56 +59,68 @@
     </w:p>
     <w:p>
       <w:pPr>
-        <w:rPr>
-          <w:rFonts w:ascii="Times New Roman" w:hAnsi="Times New Roman"/>
-          <w:sz w:val="24"/>
-        </w:rPr>
-      </w:pPr>
-      <w:r>
-        <w:rPr>
-          <w:rFonts w:ascii="Times New Roman" w:hAnsi="Times New Roman"/>
-          <w:i/>
-          <w:color w:val="FF0000"/>
-          <w:sz w:val="24"/>
-        </w:rPr>
-        <w:t xml:space="preserve">Вірні: </w:t>
-      </w:r>
-      <w:r>
-        <w:rPr>
-          <w:rFonts w:ascii="Times New Roman" w:hAnsi="Times New Roman"/>
-          <w:sz w:val="24"/>
-        </w:rPr>
-        <w:t>Амінь. Слава тобі, Боже наш, слава тобі.</w:t>
-      </w:r>
-    </w:p>
-    <w:p>
-      <w:pPr>
-        <w:rPr>
-          <w:rFonts w:ascii="Times New Roman" w:hAnsi="Times New Roman"/>
-          <w:sz w:val="24"/>
-        </w:rPr>
-      </w:pPr>
-      <w:r>
-        <w:rPr>
-          <w:rFonts w:ascii="Times New Roman" w:hAnsi="Times New Roman"/>
-          <w:sz w:val="24"/>
-        </w:rPr>
-        <w:t>Царю небесний, утішителю, Душе істини,* що всюди єси і все наповняєш,* скарбе дібр і життя подателю,* прийди і вселися в нас,* і очисти нас від усякої скверни,* і спаси, Благий, душі наші.</w:t>
-      </w:r>
-    </w:p>
-    <w:p>
-      <w:pPr>
-        <w:rPr>
-          <w:rFonts w:ascii="Times New Roman" w:hAnsi="Times New Roman"/>
-          <w:sz w:val="24"/>
-        </w:rPr>
-      </w:pPr>
-      <w:r>
-        <w:rPr>
-          <w:rFonts w:ascii="Times New Roman" w:hAnsi="Times New Roman"/>
-          <w:sz w:val="24"/>
-        </w:rPr>
-        <w:t xml:space="preserve">Святий Боже, святий Кріпкий, святий Безсмертний, помилуй нас </w:t>
+        <w:spacing w:after="120"/>
+      </w:pPr>
+      <w:r>
+        <w:rPr>
+          <w:rFonts w:ascii="Times New Roman" w:hAnsi="Times New Roman"/>
+          <w:i/>
+          <w:color w:val="FF0000"/>
+          <w:sz w:val="24"/>
+        </w:rPr>
+        <w:t>Вірні:</w:t>
+      </w:r>
+      <w:r>
+        <w:rPr>
+          <w:rFonts w:ascii="Times New Roman" w:hAnsi="Times New Roman"/>
+          <w:color w:val="FF0000"/>
+          <w:sz w:val="24"/>
+        </w:rPr>
+        <w:t xml:space="preserve"> </w:t>
+      </w:r>
+      <w:r>
+        <w:rPr>
+          <w:rFonts w:ascii="Times New Roman" w:hAnsi="Times New Roman"/>
+          <w:sz w:val="24"/>
+        </w:rPr>
+        <w:t>Амі́нь.</w:t>
+      </w:r>
+    </w:p>
+    <w:p>
+      <w:pPr>
+        <w:spacing w:after="120"/>
+      </w:pPr>
+      <w:r>
+        <w:rPr>
+          <w:rFonts w:ascii="Times New Roman" w:hAnsi="Times New Roman"/>
+          <w:sz w:val="24"/>
+        </w:rPr>
+        <w:t>Сла́ва Тобі́, Бо́же наш, сла́ва Тобі́.</w:t>
+      </w:r>
+    </w:p>
+    <w:p>
+      <w:pPr>
+        <w:spacing w:after="120"/>
+      </w:pPr>
+      <w:r>
+        <w:rPr>
+          <w:rFonts w:ascii="Times New Roman" w:hAnsi="Times New Roman"/>
+          <w:sz w:val="24"/>
+        </w:rPr>
+        <w:t>Ца́рю небе́сний, утіши́телю, Ду́ше íстини,* що всю́ди єси́ і все наповня́єш,* скарбни́це благ і життя́ пода́телю,* прийди́, і всели́ся в нас,* і очи́сти нас від уся́кої скве́рни,* і спаси́, благи́й, ду́ші на́ші.</w:t>
+      </w:r>
+    </w:p>
+    <w:p>
+      <w:pPr>
+        <w:spacing w:after="120"/>
+        <w:jc w:val="both"/>
+      </w:pPr>
+      <w:r>
+        <w:rPr>
+          <w:rFonts w:ascii="Times New Roman" w:hAnsi="Times New Roman"/>
+          <w:sz w:val="24"/>
+        </w:rPr>
+        <w:t xml:space="preserve">Святий Боже, святий Кріпкий, святий Безсмертний, помилуй нас. </w:t>
       </w:r>
       <w:r>
         <w:rPr>
@@ -119,13 +131,174 @@
         </w:rPr>
         <w:t>(3 р.)</w:t>
       </w:r>
-      <w:r>
-        <w:rPr>
-          <w:rFonts w:ascii="Times New Roman" w:hAnsi="Times New Roman"/>
+    </w:p>
+    <w:p>
+      <w:pPr>
+        <w:rPr>
+          <w:rFonts w:ascii="Times New Roman" w:hAnsi="Times New Roman"/>
+          <w:sz w:val="24"/>
+        </w:rPr>
+      </w:pPr>
+      <w:r>
+        <w:rPr>
+          <w:rFonts w:ascii="Times New Roman" w:hAnsi="Times New Roman"/>
+          <w:sz w:val="24"/>
+        </w:rPr>
+        <w:t>Слава Отцю, і Сину, і Святому Духові,* і нині, і повсякчас, і на віки вічні. Амінь.</w:t>
+      </w:r>
+    </w:p>
+    <w:p>
+      <w:pPr>
+        <w:rPr>
+          <w:rFonts w:ascii="Times New Roman" w:hAnsi="Times New Roman"/>
+          <w:sz w:val="24"/>
+        </w:rPr>
+      </w:pPr>
+      <w:r>
+        <w:rPr>
+          <w:rFonts w:ascii="Times New Roman" w:hAnsi="Times New Roman"/>
+          <w:sz w:val="24"/>
+        </w:rPr>
+        <w:t>Пресвята Тройце, помилуй нас;* Господи, очисти гріхи наші;* Владико, прости беззаконня наші;* Святий, завітай і зціли немочі наші імени твого ради.</w:t>
+      </w:r>
+    </w:p>
+    <w:p>
+      <w:pPr>
+        <w:spacing w:after="120"/>
+        <w:jc w:val="both"/>
+      </w:pPr>
+      <w:r>
+        <w:rPr>
+          <w:rFonts w:ascii="Times New Roman" w:hAnsi="Times New Roman"/>
+          <w:sz w:val="24"/>
+        </w:rPr>
+        <w:t xml:space="preserve">Господи, помилуй. </w:t>
+      </w:r>
+      <w:r>
+        <w:rPr>
+          <w:rFonts w:ascii="Times New Roman" w:hAnsi="Times New Roman"/>
+          <w:i/>
+          <w:color w:val="FF0000"/>
+          <w:sz w:val="24"/>
+        </w:rPr>
+        <w:t>(3 р.)</w:t>
+      </w:r>
+    </w:p>
+    <w:p>
+      <w:pPr>
+        <w:rPr>
+          <w:rFonts w:ascii="Times New Roman" w:hAnsi="Times New Roman"/>
+          <w:sz w:val="24"/>
+        </w:rPr>
+      </w:pPr>
+      <w:r>
+        <w:rPr>
+          <w:rFonts w:ascii="Times New Roman" w:hAnsi="Times New Roman"/>
+          <w:sz w:val="24"/>
+        </w:rPr>
+        <w:t>Слава Отцю, і Сину, і Святому Духові* і нині, і повсякчас, і на віки вічні. Амінь.</w:t>
+      </w:r>
+    </w:p>
+    <w:p>
+      <w:pPr>
+        <w:rPr>
+          <w:rFonts w:ascii="Times New Roman" w:hAnsi="Times New Roman"/>
+          <w:sz w:val="24"/>
+        </w:rPr>
+      </w:pPr>
+      <w:r>
+        <w:rPr>
+          <w:rFonts w:ascii="Times New Roman" w:hAnsi="Times New Roman"/>
+          <w:sz w:val="24"/>
+        </w:rPr>
+        <w:t>Отче наш, що єси на небесах,* нехай святиться ім’я твоє,* нехай прийде царство твоє,* нехай буде воля твоя, як на небі, так і на землі.* Хліб наш насущний дай нам сьогодні,* і прости нам провини наші,* як і ми прощаємо винуватцям нашим,* і не введи нас у спокусу,* але визволи нас від лукавого.</w:t>
+      </w:r>
+    </w:p>
+    <w:p>
+      <w:pPr>
+        <w:rPr>
+          <w:rFonts w:ascii="Times New Roman" w:hAnsi="Times New Roman"/>
+          <w:sz w:val="24"/>
+        </w:rPr>
+      </w:pPr>
+      <w:r>
+        <w:rPr>
+          <w:rFonts w:ascii="Times New Roman" w:hAnsi="Times New Roman"/>
+          <w:i/>
+          <w:color w:val="FF0000"/>
+          <w:sz w:val="24"/>
+        </w:rPr>
+        <w:t>Священик</w:t>
+      </w:r>
+      <w:r>
+        <w:rPr>
+          <w:rFonts w:ascii="Times New Roman" w:hAnsi="Times New Roman"/>
+          <w:color w:val="FF0000"/>
+          <w:sz w:val="24"/>
+        </w:rPr>
+        <w:t xml:space="preserve">: </w:t>
+      </w:r>
+      <w:r>
+        <w:rPr>
+          <w:rFonts w:ascii="Times New Roman" w:hAnsi="Times New Roman"/>
+          <w:sz w:val="24"/>
+        </w:rPr>
+        <w:t>Бо твоє є царство, і сила, і слава, Отця, і Сина, і Святого Духа, нині і повсякчас, і на віки вічні.</w:t>
+      </w:r>
+    </w:p>
+    <w:p>
+      <w:pPr>
+        <w:spacing w:after="120"/>
+        <w:jc w:val="both"/>
+      </w:pPr>
+      <w:r>
+        <w:rPr>
+          <w:rFonts w:ascii="Times New Roman" w:hAnsi="Times New Roman"/>
+          <w:i/>
+          <w:color w:val="FF0000"/>
+          <w:sz w:val="24"/>
+        </w:rPr>
+        <w:t>Вірні:</w:t>
+      </w:r>
+      <w:r>
+        <w:rPr>
+          <w:rFonts w:ascii="Times New Roman" w:hAnsi="Times New Roman"/>
+          <w:color w:val="FF0000"/>
+          <w:sz w:val="24"/>
+        </w:rPr>
+        <w:t xml:space="preserve"> </w:t>
+      </w:r>
+      <w:r>
+        <w:rPr>
+          <w:rFonts w:ascii="Times New Roman" w:hAnsi="Times New Roman"/>
+          <w:sz w:val="24"/>
+        </w:rPr>
+        <w:t>Амінь. Господи, помилуй</w:t>
+      </w:r>
+      <w:r>
+        <w:rPr>
+          <w:rFonts w:ascii="Times New Roman" w:hAnsi="Times New Roman"/>
+          <w:i/>
           <w:sz w:val="24"/>
         </w:rPr>
         <w:t>.</w:t>
       </w:r>
+      <w:r>
+        <w:rPr>
+          <w:rFonts w:ascii="Times New Roman" w:hAnsi="Times New Roman"/>
+          <w:sz w:val="24"/>
+        </w:rPr>
+        <w:t xml:space="preserve"> </w:t>
+      </w:r>
+      <w:r>
+        <w:rPr>
+          <w:rFonts w:ascii="Times New Roman" w:hAnsi="Times New Roman"/>
+          <w:i/>
+          <w:color w:val="FF0000"/>
+          <w:sz w:val="24"/>
+        </w:rPr>
+        <w:t>(12 р.)</w:t>
+      </w:r>
     </w:p>
     <w:p>
       <w:pPr>
@@ -144,210 +317,41 @@
     </w:p>
     <w:p>
       <w:pPr>
-        <w:rPr>
-          <w:rFonts w:ascii="Times New Roman" w:hAnsi="Times New Roman"/>
-          <w:sz w:val="24"/>
-        </w:rPr>
-      </w:pPr>
-      <w:r>
-        <w:rPr>
-          <w:rFonts w:ascii="Times New Roman" w:hAnsi="Times New Roman"/>
-          <w:sz w:val="24"/>
-        </w:rPr>
-        <w:t>Пресвята Тройце, помилуй нас;* Господи, очисти гріхи наші;* Владико, прости беззаконня наші;* Святий, завітай і зціли немочі наші імени твого ради.</w:t>
-      </w:r>
-    </w:p>
-    <w:p>
-      <w:pPr>
-        <w:rPr>
-          <w:rFonts w:ascii="Times New Roman" w:hAnsi="Times New Roman"/>
-          <w:sz w:val="24"/>
-        </w:rPr>
-      </w:pPr>
-      <w:r>
-        <w:rPr>
-          <w:rFonts w:ascii="Times New Roman" w:hAnsi="Times New Roman"/>
-          <w:sz w:val="24"/>
-        </w:rPr>
-        <w:t xml:space="preserve">Господи, помилуй </w:t>
-      </w:r>
-      <w:r>
-        <w:rPr>
-          <w:rFonts w:ascii="Times New Roman" w:hAnsi="Times New Roman"/>
-          <w:i/>
-          <w:color w:val="FF0000"/>
-          <w:sz w:val="24"/>
-        </w:rPr>
-        <w:t>(3 р.)</w:t>
-      </w:r>
-      <w:r>
-        <w:rPr>
-          <w:rFonts w:ascii="Times New Roman" w:hAnsi="Times New Roman"/>
-          <w:sz w:val="24"/>
-        </w:rPr>
-        <w:t>.</w:t>
-      </w:r>
-    </w:p>
-    <w:p>
-      <w:pPr>
-        <w:rPr>
-          <w:rFonts w:ascii="Times New Roman" w:hAnsi="Times New Roman"/>
-          <w:sz w:val="24"/>
-        </w:rPr>
-      </w:pPr>
-      <w:r>
-        <w:rPr>
-          <w:rFonts w:ascii="Times New Roman" w:hAnsi="Times New Roman"/>
-          <w:sz w:val="24"/>
-        </w:rPr>
-        <w:t>Слава Отцю, і Сину, і Святому Духові* і нині, і повсякчас, і на віки вічні. Амінь.</w:t>
-      </w:r>
-    </w:p>
-    <w:p>
-      <w:pPr>
-        <w:rPr>
-          <w:rFonts w:ascii="Times New Roman" w:hAnsi="Times New Roman"/>
-          <w:sz w:val="24"/>
-        </w:rPr>
-      </w:pPr>
-      <w:r>
-        <w:rPr>
-          <w:rFonts w:ascii="Times New Roman" w:hAnsi="Times New Roman"/>
-          <w:sz w:val="24"/>
-        </w:rPr>
-        <w:t>Отче наш, що єси на небесах,* нехай святиться ім’я твоє,* нехай прийде царство твоє,* нехай буде воля твоя, як на небі, так і на землі.* Хліб наш насущний дай нам сьогодні,* і прости нам провини наші,* як і ми прощаємо винуватцям нашим,* і не введи нас у спокусу,* але визволи нас від лукавого.</w:t>
-      </w:r>
-    </w:p>
-    <w:p>
-      <w:pPr>
-        <w:rPr>
-          <w:rFonts w:ascii="Times New Roman" w:hAnsi="Times New Roman"/>
-          <w:sz w:val="24"/>
-        </w:rPr>
-      </w:pPr>
-      <w:r>
-        <w:rPr>
-          <w:rFonts w:ascii="Times New Roman" w:hAnsi="Times New Roman"/>
-          <w:i/>
-          <w:color w:val="FF0000"/>
-          <w:sz w:val="24"/>
-        </w:rPr>
-        <w:t>Священик</w:t>
-      </w:r>
-      <w:r>
-        <w:rPr>
-          <w:rFonts w:ascii="Times New Roman" w:hAnsi="Times New Roman"/>
-          <w:color w:val="FF0000"/>
-          <w:sz w:val="24"/>
-        </w:rPr>
-        <w:t xml:space="preserve">: </w:t>
-      </w:r>
-      <w:r>
-        <w:rPr>
-          <w:rFonts w:ascii="Times New Roman" w:hAnsi="Times New Roman"/>
-          <w:sz w:val="24"/>
-        </w:rPr>
-        <w:t>Бо твоє є царство, і сила, і слава, Отця, і Сина, і Святого Духа, нині і повсякчас, і на віки вічні.</w:t>
-      </w:r>
-    </w:p>
-    <w:p>
-      <w:pPr>
-        <w:rPr>
-          <w:rFonts w:ascii="Times New Roman" w:hAnsi="Times New Roman"/>
-          <w:sz w:val="24"/>
-        </w:rPr>
-      </w:pPr>
-      <w:r>
-        <w:rPr>
-          <w:rFonts w:ascii="Times New Roman" w:hAnsi="Times New Roman"/>
-          <w:i/>
-          <w:color w:val="FF0000"/>
-          <w:sz w:val="24"/>
-        </w:rPr>
-        <w:t xml:space="preserve">Вірні: </w:t>
-      </w:r>
-      <w:r>
-        <w:rPr>
-          <w:rFonts w:ascii="Times New Roman" w:hAnsi="Times New Roman"/>
-          <w:sz w:val="24"/>
-        </w:rPr>
-        <w:t xml:space="preserve">Амінь. Господи, помилуй </w:t>
-      </w:r>
-      <w:r>
-        <w:rPr>
-          <w:rFonts w:ascii="Times New Roman" w:hAnsi="Times New Roman"/>
-          <w:i/>
-          <w:color w:val="FF0000"/>
-          <w:sz w:val="24"/>
-        </w:rPr>
-        <w:t>(12 р.)</w:t>
-      </w:r>
-      <w:r>
-        <w:rPr>
-          <w:rFonts w:ascii="Times New Roman" w:hAnsi="Times New Roman"/>
-          <w:sz w:val="24"/>
-        </w:rPr>
-        <w:t>.</w:t>
-      </w:r>
-    </w:p>
-    <w:p>
-      <w:pPr>
-        <w:rPr>
-          <w:rFonts w:ascii="Times New Roman" w:hAnsi="Times New Roman"/>
-          <w:sz w:val="24"/>
-        </w:rPr>
-      </w:pPr>
-      <w:r>
-        <w:rPr>
-          <w:rFonts w:ascii="Times New Roman" w:hAnsi="Times New Roman"/>
-          <w:sz w:val="24"/>
-        </w:rPr>
-        <w:t>Слава Отцю, і Сину, і Святому Духові,* і нині, і повсякчас, і на віки вічні. Амінь.</w:t>
-      </w:r>
-    </w:p>
-    <w:p>
-      <w:pPr>
-        <w:rPr>
-          <w:rFonts w:ascii="Times New Roman" w:hAnsi="Times New Roman"/>
-          <w:sz w:val="24"/>
-        </w:rPr>
-      </w:pPr>
-      <w:r>
-        <w:rPr>
-          <w:rFonts w:ascii="Times New Roman" w:hAnsi="Times New Roman"/>
-          <w:sz w:val="24"/>
-        </w:rPr>
-        <w:t>Прийдіте, поклонімся* Цареві нашому Богу.</w:t>
-      </w:r>
-    </w:p>
-    <w:p>
-      <w:pPr>
-        <w:rPr>
-          <w:rFonts w:ascii="Times New Roman" w:hAnsi="Times New Roman"/>
-          <w:sz w:val="24"/>
-        </w:rPr>
-      </w:pPr>
-      <w:r>
-        <w:rPr>
-          <w:rFonts w:ascii="Times New Roman" w:hAnsi="Times New Roman"/>
-          <w:sz w:val="24"/>
-        </w:rPr>
-        <w:t>Прийдіте, поклонімся* Христові, Цареві нашому Богу.</w:t>
-      </w:r>
-    </w:p>
-    <w:p>
-      <w:pPr>
-        <w:rPr>
-          <w:rFonts w:ascii="Times New Roman" w:hAnsi="Times New Roman"/>
-          <w:sz w:val="24"/>
-        </w:rPr>
-      </w:pPr>
-      <w:r>
-        <w:rPr>
-          <w:rFonts w:ascii="Times New Roman" w:hAnsi="Times New Roman"/>
-          <w:sz w:val="24"/>
-        </w:rPr>
-        <w:t>Прийдіте, поклонімся і припадім* до самого Господа Ісуса Христа, Царя і Бога нашого.</w:t>
+        <w:spacing w:after="120"/>
+        <w:jc w:val="both"/>
+      </w:pPr>
+      <w:r>
+        <w:rPr>
+          <w:rFonts w:ascii="Times New Roman" w:hAnsi="Times New Roman"/>
+          <w:sz w:val="24"/>
+        </w:rPr>
+        <w:t>Прийді́те, поклоні́мся* царе́ві на́шому – Бо́гу.</w:t>
+      </w:r>
+    </w:p>
+    <w:p>
+      <w:pPr>
+        <w:spacing w:after="120"/>
+        <w:jc w:val="both"/>
+      </w:pPr>
+      <w:r>
+        <w:rPr>
+          <w:rFonts w:ascii="Times New Roman" w:hAnsi="Times New Roman"/>
+          <w:sz w:val="24"/>
+        </w:rPr>
+        <w:t>Прийді́те, поклоні́мся* Христо́ві, царе́ві на́шому – Бо́гу.</w:t>
+      </w:r>
+    </w:p>
+    <w:p>
+      <w:pPr>
+        <w:spacing w:after="120"/>
+        <w:jc w:val="both"/>
+      </w:pPr>
+      <w:r>
+        <w:rPr>
+          <w:rFonts w:ascii="Times New Roman" w:hAnsi="Times New Roman"/>
+          <w:sz w:val="24"/>
+        </w:rPr>
+        <w:t>Прийді́те, поклоні́мся і припаді́м* до само́го Го́спода Ісу́са Христа́ – царя́ і Бо́га на́шого.</w:t>
       </w:r>
     </w:p>
     <w:p>
@@ -1067,17 +1071,15 @@
     </w:p>
     <w:p>
       <w:pPr>
-        <w:rPr>
-          <w:rFonts w:ascii="Times New Roman" w:hAnsi="Times New Roman"/>
-          <w:sz w:val="24"/>
-        </w:rPr>
-      </w:pPr>
-      <w:r>
-        <w:rPr>
-          <w:rFonts w:ascii="Times New Roman" w:hAnsi="Times New Roman"/>
-          <w:sz w:val="24"/>
-        </w:rPr>
-        <w:t xml:space="preserve">Господи, помилуй </w:t>
+        <w:spacing w:after="120"/>
+        <w:jc w:val="both"/>
+      </w:pPr>
+      <w:r>
+        <w:rPr>
+          <w:rFonts w:ascii="Times New Roman" w:hAnsi="Times New Roman"/>
+          <w:sz w:val="24"/>
+        </w:rPr>
+        <w:t xml:space="preserve">Господи, помилуй. </w:t>
       </w:r>
       <w:r>
         <w:rPr>
@@ -1088,13 +1090,6 @@
         </w:rPr>
         <w:t>(3 р.)</w:t>
       </w:r>
-      <w:r>
-        <w:rPr>
-          <w:rFonts w:ascii="Times New Roman" w:hAnsi="Times New Roman"/>
-          <w:sz w:val="24"/>
-        </w:rPr>
-        <w:t>.</w:t>
-      </w:r>
     </w:p>
     <w:p>
       <w:pPr>
@@ -1353,17 +1348,15 @@
     </w:p>
     <w:p>
       <w:pPr>
-        <w:rPr>
-          <w:rFonts w:ascii="Times New Roman" w:hAnsi="Times New Roman"/>
-          <w:sz w:val="24"/>
-        </w:rPr>
-      </w:pPr>
-      <w:r>
-        <w:rPr>
-          <w:rFonts w:ascii="Times New Roman" w:hAnsi="Times New Roman"/>
-          <w:sz w:val="24"/>
-        </w:rPr>
-        <w:t xml:space="preserve">Святий Боже, святий Кріпкий, святий Безсмертний, помилуй нас </w:t>
+        <w:spacing w:after="120"/>
+        <w:jc w:val="both"/>
+      </w:pPr>
+      <w:r>
+        <w:rPr>
+          <w:rFonts w:ascii="Times New Roman" w:hAnsi="Times New Roman"/>
+          <w:sz w:val="24"/>
+        </w:rPr>
+        <w:t xml:space="preserve">Святий Боже, святий Кріпкий, святий Безсмертний, помилуй нас. </w:t>
       </w:r>
       <w:r>
         <w:rPr>
@@ -1374,13 +1367,6 @@
         </w:rPr>
         <w:t>(3 р.)</w:t>
       </w:r>
-      <w:r>
-        <w:rPr>
-          <w:rFonts w:ascii="Times New Roman" w:hAnsi="Times New Roman"/>
-          <w:sz w:val="24"/>
-        </w:rPr>
-        <w:t>.</w:t>
-      </w:r>
     </w:p>
     <w:p>
       <w:pPr>
@@ -1414,17 +1400,15 @@
     </w:p>
     <w:p>
       <w:pPr>
-        <w:rPr>
-          <w:rFonts w:ascii="Times New Roman" w:hAnsi="Times New Roman"/>
-          <w:sz w:val="24"/>
-        </w:rPr>
-      </w:pPr>
-      <w:r>
-        <w:rPr>
-          <w:rFonts w:ascii="Times New Roman" w:hAnsi="Times New Roman"/>
-          <w:sz w:val="24"/>
-        </w:rPr>
-        <w:t xml:space="preserve">Господи, помилуй </w:t>
+        <w:spacing w:after="120"/>
+        <w:jc w:val="both"/>
+      </w:pPr>
+      <w:r>
+        <w:rPr>
+          <w:rFonts w:ascii="Times New Roman" w:hAnsi="Times New Roman"/>
+          <w:sz w:val="24"/>
+        </w:rPr>
+        <w:t xml:space="preserve">Господи, помилуй. </w:t>
       </w:r>
       <w:r>
         <w:rPr>
@@ -1434,13 +1418,6 @@
           <w:sz w:val="24"/>
         </w:rPr>
         <w:t>(3 р.)</w:t>
-      </w:r>
-      <w:r>
-        <w:rPr>
-          <w:rFonts w:ascii="Times New Roman" w:hAnsi="Times New Roman"/>
-          <w:sz w:val="24"/>
-        </w:rPr>
-        <w:t>.</w:t>
       </w:r>
     </w:p>
     <w:p>
@@ -1706,17 +1683,15 @@
     </w:p>
     <w:p>
       <w:pPr>
-        <w:rPr>
-          <w:rFonts w:ascii="Times New Roman" w:hAnsi="Times New Roman"/>
-          <w:sz w:val="24"/>
-        </w:rPr>
-      </w:pPr>
-      <w:r>
-        <w:rPr>
-          <w:rFonts w:ascii="Times New Roman" w:hAnsi="Times New Roman"/>
-          <w:sz w:val="24"/>
-        </w:rPr>
-        <w:t xml:space="preserve">Господи, помилуй </w:t>
+        <w:spacing w:after="120"/>
+        <w:jc w:val="both"/>
+      </w:pPr>
+      <w:r>
+        <w:rPr>
+          <w:rFonts w:ascii="Times New Roman" w:hAnsi="Times New Roman"/>
+          <w:sz w:val="24"/>
+        </w:rPr>
+        <w:t xml:space="preserve">Господи, помилуй. </w:t>
       </w:r>
       <w:r>
         <w:rPr>
@@ -1727,13 +1702,6 @@
         </w:rPr>
         <w:t>(3 р.)</w:t>
       </w:r>
-      <w:r>
-        <w:rPr>
-          <w:rFonts w:ascii="Times New Roman" w:hAnsi="Times New Roman"/>
-          <w:sz w:val="24"/>
-        </w:rPr>
-        <w:t>.</w:t>
-      </w:r>
     </w:p>
     <w:p>
       <w:pPr>
@@ -1964,23 +1932,32 @@
     </w:p>
     <w:p>
       <w:pPr>
-        <w:rPr>
-          <w:rFonts w:ascii="Times New Roman" w:hAnsi="Times New Roman"/>
-          <w:i/>
-          <w:iCs/>
-          <w:color w:val="FF0000"/>
-          <w:sz w:val="24"/>
-        </w:rPr>
-      </w:pPr>
-      <w:r>
-        <w:rPr>
-          <w:rFonts w:ascii="Times New Roman" w:hAnsi="Times New Roman"/>
-          <w:i/>
-          <w:iCs/>
-          <w:color w:val="FF0000"/>
-          <w:sz w:val="24"/>
-        </w:rPr>
-        <w:t>І знову: молитва св. Єфрема і доземний поклін.</w:t>
+        <w:spacing w:after="120"/>
+      </w:pPr>
+      <w:r>
+        <w:rPr>
+          <w:rFonts w:ascii="Times New Roman" w:hAnsi="Times New Roman"/>
+          <w:color w:val="303030"/>
+          <w:sz w:val="24"/>
+        </w:rPr>
+        <w:t xml:space="preserve">Го́споди і Влади́ко життя́ мого́! Духа ліни́вства, недбайли́вости, властолю́б'я і пустомо́вства віджени́ від ме́не. Ду́ха чистоти́, поко́ри, терпели́вости й любо́ви дару́й мені, </w:t>
+      </w:r>
+      <w:r>
+        <w:rPr>
+          <w:rFonts w:ascii="Times New Roman" w:hAnsi="Times New Roman"/>
+          <w:color w:val="303030"/>
+          <w:sz w:val="24"/>
+        </w:rPr>
+        <w:t xml:space="preserve">слузі́ Твоє́му. Так, Го́споди, Ца́рю! Дай мені́ ба́чити гріхи́ мої́ і не осу́джувати бра́та мого́, бо Ти благослове́нний на ві́ки вікі́в. Амі́нь. </w:t>
+      </w:r>
+      <w:r>
+        <w:rPr>
+          <w:rFonts w:ascii="Times New Roman" w:hAnsi="Times New Roman"/>
+          <w:i/>
+          <w:color w:val="FF3333"/>
+          <w:sz w:val="24"/>
+        </w:rPr>
+        <w:t>(Доземний поклін)</w:t>
       </w:r>
     </w:p>
     <w:p>
@@ -2004,17 +1981,15 @@
     </w:p>
     <w:p>
       <w:pPr>
-        <w:rPr>
-          <w:rFonts w:ascii="Times New Roman" w:hAnsi="Times New Roman"/>
-          <w:sz w:val="24"/>
-        </w:rPr>
-      </w:pPr>
-      <w:r>
-        <w:rPr>
-          <w:rFonts w:ascii="Times New Roman" w:hAnsi="Times New Roman"/>
-          <w:sz w:val="24"/>
-        </w:rPr>
-        <w:t xml:space="preserve">Святий Боже, святий Кріпкий, святий Безсмертний, помилуй нас </w:t>
+        <w:spacing w:after="120"/>
+        <w:jc w:val="both"/>
+      </w:pPr>
+      <w:r>
+        <w:rPr>
+          <w:rFonts w:ascii="Times New Roman" w:hAnsi="Times New Roman"/>
+          <w:sz w:val="24"/>
+        </w:rPr>
+        <w:t xml:space="preserve">Святий Боже, святий Кріпкий, святий Безсмертний, помилуй нас. </w:t>
       </w:r>
       <w:r>
         <w:rPr>
@@ -2024,13 +1999,6 @@
           <w:sz w:val="24"/>
         </w:rPr>
         <w:t>(3 р.)</w:t>
-      </w:r>
-      <w:r>
-        <w:rPr>
-          <w:rFonts w:ascii="Times New Roman" w:hAnsi="Times New Roman"/>
-          <w:sz w:val="24"/>
-        </w:rPr>
-        <w:t>.</w:t>
       </w:r>
     </w:p>
     <w:p>
@@ -2066,17 +2034,15 @@
     </w:p>
     <w:p>
       <w:pPr>
-        <w:rPr>
-          <w:rFonts w:ascii="Times New Roman" w:hAnsi="Times New Roman"/>
-          <w:sz w:val="24"/>
-        </w:rPr>
-      </w:pPr>
-      <w:r>
-        <w:rPr>
-          <w:rFonts w:ascii="Times New Roman" w:hAnsi="Times New Roman"/>
-          <w:sz w:val="24"/>
-        </w:rPr>
-        <w:t xml:space="preserve">Господи, помилуй </w:t>
+        <w:spacing w:after="120"/>
+        <w:jc w:val="both"/>
+      </w:pPr>
+      <w:r>
+        <w:rPr>
+          <w:rFonts w:ascii="Times New Roman" w:hAnsi="Times New Roman"/>
+          <w:sz w:val="24"/>
+        </w:rPr>
+        <w:t xml:space="preserve">Господи, помилуй. </w:t>
       </w:r>
       <w:r>
         <w:rPr>
@@ -2087,13 +2053,6 @@
         </w:rPr>
         <w:t>(3 р.)</w:t>
       </w:r>
-      <w:r>
-        <w:rPr>
-          <w:rFonts w:ascii="Times New Roman" w:hAnsi="Times New Roman"/>
-          <w:sz w:val="24"/>
-        </w:rPr>
-        <w:t>.</w:t>
-      </w:r>
     </w:p>
     <w:p>
       <w:pPr>
@@ -2278,26 +2237,32 @@
     </w:p>
     <w:p>
       <w:pPr>
-        <w:rPr>
-          <w:rFonts w:ascii="Times New Roman" w:hAnsi="Times New Roman"/>
-          <w:sz w:val="24"/>
-        </w:rPr>
-      </w:pPr>
-      <w:r>
-        <w:rPr>
-          <w:rFonts w:ascii="Times New Roman" w:hAnsi="Times New Roman"/>
-          <w:i/>
-          <w:color w:val="FF0000"/>
-          <w:sz w:val="24"/>
-        </w:rPr>
-        <w:t xml:space="preserve">Священик: </w:t>
-      </w:r>
-      <w:r>
-        <w:rPr>
-          <w:rFonts w:ascii="Times New Roman" w:hAnsi="Times New Roman"/>
-          <w:sz w:val="24"/>
-        </w:rPr>
-        <w:t>Слава тобі, Христе Боже, надіє наша, слава тобі!</w:t>
+        <w:spacing w:after="120"/>
+        <w:jc w:val="both"/>
+      </w:pPr>
+      <w:r>
+        <w:rPr>
+          <w:rFonts w:ascii="Times New Roman" w:hAnsi="Times New Roman"/>
+          <w:i/>
+          <w:color w:val="FF0000"/>
+          <w:sz w:val="24"/>
+        </w:rPr>
+        <w:t>Священик:</w:t>
+      </w:r>
+      <w:r>
+        <w:rPr>
+          <w:rFonts w:ascii="Times New Roman" w:hAnsi="Times New Roman"/>
+          <w:color w:val="FF0000"/>
+          <w:sz w:val="24"/>
+        </w:rPr>
+        <w:t xml:space="preserve"> </w:t>
+      </w:r>
+      <w:r>
+        <w:rPr>
+          <w:rFonts w:ascii="Times New Roman" w:hAnsi="Times New Roman"/>
+          <w:sz w:val="24"/>
+        </w:rPr>
+        <w:t>Слава тобі, Христе Боже, уповання наше, слава тобі!</w:t>
       </w:r>
     </w:p>
     <w:p>
@@ -2462,6 +2427,187 @@
     </w:p>
     <w:p>
       <w:pPr>
+        <w:spacing w:after="120"/>
+      </w:pPr>
+      <w:r>
+        <w:rPr>
+          <w:rFonts w:ascii="Times New Roman" w:hAnsi="Times New Roman"/>
+          <w:i/>
+          <w:color w:val="FF0000"/>
+          <w:sz w:val="24"/>
+        </w:rPr>
+        <w:t>Вірні:</w:t>
+      </w:r>
+      <w:r>
+        <w:rPr>
+          <w:rFonts w:ascii="Times New Roman" w:hAnsi="Times New Roman"/>
+          <w:color w:val="FF0000"/>
+          <w:sz w:val="24"/>
+        </w:rPr>
+        <w:t xml:space="preserve"> </w:t>
+      </w:r>
+      <w:r>
+        <w:rPr>
+          <w:rFonts w:ascii="Times New Roman" w:hAnsi="Times New Roman"/>
+          <w:sz w:val="24"/>
+        </w:rPr>
+        <w:t>Амі́нь.</w:t>
+      </w:r>
+    </w:p>
+    <w:p>
+      <w:pPr>
+        <w:spacing w:after="120"/>
+      </w:pPr>
+      <w:r>
+        <w:rPr>
+          <w:rFonts w:ascii="Times New Roman" w:hAnsi="Times New Roman"/>
+          <w:sz w:val="24"/>
+        </w:rPr>
+        <w:t>Сла́ва Тобі́, Бо́же наш, сла́ва Тобі́.</w:t>
+      </w:r>
+    </w:p>
+    <w:p>
+      <w:pPr>
+        <w:spacing w:after="120"/>
+      </w:pPr>
+      <w:r>
+        <w:rPr>
+          <w:rFonts w:ascii="Times New Roman" w:hAnsi="Times New Roman"/>
+          <w:sz w:val="24"/>
+        </w:rPr>
+        <w:t>Ца́рю небе́сний, утіши́телю, Ду́ше íстини,* що всю́ди єси́ і все наповня́єш,* скарбни́це благ і життя́ пода́телю,* прийди́, і всели́ся в нас,* і очи́сти нас від уся́кої скве́рни,* і спаси́, благи́й, ду́ші на́ші.</w:t>
+      </w:r>
+    </w:p>
+    <w:p>
+      <w:pPr>
+        <w:spacing w:after="120"/>
+        <w:jc w:val="both"/>
+      </w:pPr>
+      <w:r>
+        <w:rPr>
+          <w:rFonts w:ascii="Times New Roman" w:hAnsi="Times New Roman"/>
+          <w:sz w:val="24"/>
+        </w:rPr>
+        <w:t xml:space="preserve">Святий Боже, святий Кріпкий, святий Безсмертний, помилуй нас. </w:t>
+      </w:r>
+      <w:r>
+        <w:rPr>
+          <w:rFonts w:ascii="Times New Roman" w:hAnsi="Times New Roman"/>
+          <w:i/>
+          <w:color w:val="FF0000"/>
+          <w:sz w:val="24"/>
+        </w:rPr>
+        <w:t>(3 р.)</w:t>
+      </w:r>
+    </w:p>
+    <w:p>
+      <w:pPr>
+        <w:rPr>
+          <w:rFonts w:ascii="Times New Roman" w:hAnsi="Times New Roman"/>
+          <w:sz w:val="24"/>
+        </w:rPr>
+      </w:pPr>
+      <w:r>
+        <w:rPr>
+          <w:rFonts w:ascii="Times New Roman" w:hAnsi="Times New Roman"/>
+          <w:sz w:val="24"/>
+        </w:rPr>
+        <w:t>Слава Отцю, і Сину, і Святому Духові,* і нині і повсякчас, і на віки вічні. Амінь.</w:t>
+      </w:r>
+    </w:p>
+    <w:p>
+      <w:pPr>
+        <w:rPr>
+          <w:rFonts w:ascii="Times New Roman" w:hAnsi="Times New Roman"/>
+          <w:sz w:val="24"/>
+        </w:rPr>
+      </w:pPr>
+      <w:r>
+        <w:rPr>
+          <w:rFonts w:ascii="Times New Roman" w:hAnsi="Times New Roman"/>
+          <w:sz w:val="24"/>
+        </w:rPr>
+        <w:t>Пресвята Тройце, помилуй нас;* Господи, очисти гріхи наші;* Владико, прости беззаконня наші;* Святий, завітай і зціли немочі наші імени твого ради.</w:t>
+      </w:r>
+    </w:p>
+    <w:p>
+      <w:pPr>
+        <w:spacing w:after="120"/>
+        <w:jc w:val="both"/>
+      </w:pPr>
+      <w:r>
+        <w:rPr>
+          <w:rFonts w:ascii="Times New Roman" w:hAnsi="Times New Roman"/>
+          <w:sz w:val="24"/>
+        </w:rPr>
+        <w:t xml:space="preserve">Господи, помилуй. </w:t>
+      </w:r>
+      <w:r>
+        <w:rPr>
+          <w:rFonts w:ascii="Times New Roman" w:hAnsi="Times New Roman"/>
+          <w:i/>
+          <w:color w:val="FF0000"/>
+          <w:sz w:val="24"/>
+        </w:rPr>
+        <w:t>(3 р.)</w:t>
+      </w:r>
+    </w:p>
+    <w:p>
+      <w:pPr>
+        <w:rPr>
+          <w:rFonts w:ascii="Times New Roman" w:hAnsi="Times New Roman"/>
+          <w:sz w:val="24"/>
+        </w:rPr>
+      </w:pPr>
+      <w:r>
+        <w:rPr>
+          <w:rFonts w:ascii="Times New Roman" w:hAnsi="Times New Roman"/>
+          <w:sz w:val="24"/>
+        </w:rPr>
+        <w:t>Слава Отцю, і Сину, і Святому Духові,* і нині і повсякчас, і на віки вічні. Амінь.</w:t>
+      </w:r>
+    </w:p>
+    <w:p>
+      <w:pPr>
+        <w:rPr>
+          <w:rFonts w:ascii="Times New Roman" w:hAnsi="Times New Roman"/>
+          <w:sz w:val="24"/>
+        </w:rPr>
+      </w:pPr>
+      <w:r>
+        <w:rPr>
+          <w:rFonts w:ascii="Times New Roman" w:hAnsi="Times New Roman"/>
+          <w:sz w:val="24"/>
+        </w:rPr>
+        <w:t>Отче наш, що єси на небесах,* нехай святиться ім’я твоє,* нехай прийде царство твоє,* нехай буде воля твоя, як на небі, так і на землі.* Хліб наш насущний дай нам сьогодні,* і прости нам провини наші,* як і ми прощаємо винуватцям нашим,* і не введи нас у спокусу,* але визволи нас від лукавого.</w:t>
+      </w:r>
+    </w:p>
+    <w:p>
+      <w:pPr>
+        <w:rPr>
+          <w:rFonts w:ascii="Times New Roman" w:hAnsi="Times New Roman"/>
+          <w:sz w:val="24"/>
+        </w:rPr>
+      </w:pPr>
+      <w:r>
+        <w:rPr>
+          <w:rFonts w:ascii="Times New Roman" w:hAnsi="Times New Roman"/>
+          <w:i/>
+          <w:color w:val="FF0000"/>
+          <w:sz w:val="24"/>
+        </w:rPr>
+        <w:t xml:space="preserve">Священик: </w:t>
+      </w:r>
+      <w:r>
+        <w:rPr>
+          <w:rFonts w:ascii="Times New Roman" w:hAnsi="Times New Roman"/>
+          <w:sz w:val="24"/>
+        </w:rPr>
+        <w:t>Бо твоє є царство, і сила, і слава, Отця, і Сина, і Святого Духа, нині і повсякчас, і на віки вічні.</w:t>
+      </w:r>
+    </w:p>
+    <w:p>
+      <w:pPr>
         <w:rPr>
           <w:rFonts w:ascii="Times New Roman" w:hAnsi="Times New Roman"/>
           <w:sz w:val="24"/>
@@ -2481,46 +2627,31 @@
           <w:rFonts w:ascii="Times New Roman" w:hAnsi="Times New Roman"/>
           <w:sz w:val="24"/>
         </w:rPr>
-        <w:t>Амінь. Слава тобі, Боже наш, слава тобі.</w:t>
-      </w:r>
-    </w:p>
-    <w:p>
-      <w:pPr>
-        <w:rPr>
-          <w:rFonts w:ascii="Times New Roman" w:hAnsi="Times New Roman"/>
-          <w:sz w:val="24"/>
-        </w:rPr>
-      </w:pPr>
-      <w:r>
-        <w:rPr>
-          <w:rFonts w:ascii="Times New Roman" w:hAnsi="Times New Roman"/>
-          <w:sz w:val="24"/>
-        </w:rPr>
-        <w:t>Царю небесний, утішителю, Душе істини,* що всюди єси і все наповняєш,* скарбе дібр і життя подателю,* прийди і вселися в нас,* і очисти нас від усякої скверни,* і спаси, Благий, душі наші.</w:t>
-      </w:r>
-    </w:p>
-    <w:p>
-      <w:pPr>
-        <w:rPr>
-          <w:rFonts w:ascii="Times New Roman" w:hAnsi="Times New Roman"/>
-          <w:sz w:val="24"/>
-        </w:rPr>
-      </w:pPr>
-      <w:r>
-        <w:rPr>
-          <w:rFonts w:ascii="Times New Roman" w:hAnsi="Times New Roman"/>
-          <w:sz w:val="24"/>
-        </w:rPr>
-        <w:t xml:space="preserve">Святий Боже, святий Кріпкий, святий Безсмертний, помилуй нас </w:t>
-      </w:r>
-      <w:r>
-        <w:rPr>
-          <w:rFonts w:ascii="Times New Roman" w:hAnsi="Times New Roman"/>
-          <w:i/>
-          <w:color w:val="FF0000"/>
-          <w:sz w:val="24"/>
-        </w:rPr>
-        <w:t>(3 р.)</w:t>
+        <w:t>Амінь.</w:t>
+      </w:r>
+    </w:p>
+    <w:p>
+      <w:pPr>
+        <w:rPr>
+          <w:rFonts w:ascii="Times New Roman" w:hAnsi="Times New Roman"/>
+          <w:sz w:val="24"/>
+        </w:rPr>
+      </w:pPr>
+      <w:r>
+        <w:rPr>
+          <w:rFonts w:ascii="Times New Roman" w:hAnsi="Times New Roman"/>
+          <w:sz w:val="24"/>
+        </w:rPr>
+        <w:t xml:space="preserve">Господи, помилуй </w:t>
+      </w:r>
+      <w:r>
+        <w:rPr>
+          <w:rFonts w:ascii="Times New Roman" w:hAnsi="Times New Roman"/>
+          <w:i/>
+          <w:color w:val="FF0000"/>
+          <w:sz w:val="24"/>
+        </w:rPr>
+        <w:t>(12 р.)</w:t>
       </w:r>
       <w:r>
         <w:rPr>
@@ -2547,217 +2678,41 @@
     </w:p>
     <w:p>
       <w:pPr>
-        <w:rPr>
-          <w:rFonts w:ascii="Times New Roman" w:hAnsi="Times New Roman"/>
-          <w:sz w:val="24"/>
-        </w:rPr>
-      </w:pPr>
-      <w:r>
-        <w:rPr>
-          <w:rFonts w:ascii="Times New Roman" w:hAnsi="Times New Roman"/>
-          <w:sz w:val="24"/>
-        </w:rPr>
-        <w:t>Пресвята Тройце, помилуй нас;* Господи, очисти гріхи наші;* Владико, прости беззаконня наші;* Святий, завітай і зціли немочі наші імени твого ради.</w:t>
-      </w:r>
-    </w:p>
-    <w:p>
-      <w:pPr>
-        <w:rPr>
-          <w:rFonts w:ascii="Times New Roman" w:hAnsi="Times New Roman"/>
-          <w:sz w:val="24"/>
-        </w:rPr>
-      </w:pPr>
-      <w:r>
-        <w:rPr>
-          <w:rFonts w:ascii="Times New Roman" w:hAnsi="Times New Roman"/>
-          <w:sz w:val="24"/>
-        </w:rPr>
-        <w:t xml:space="preserve">Господи, помилуй </w:t>
-      </w:r>
-      <w:r>
-        <w:rPr>
-          <w:rFonts w:ascii="Times New Roman" w:hAnsi="Times New Roman"/>
-          <w:i/>
-          <w:color w:val="FF0000"/>
-          <w:sz w:val="24"/>
-        </w:rPr>
-        <w:t>(3 р.)</w:t>
-      </w:r>
-      <w:r>
-        <w:rPr>
-          <w:rFonts w:ascii="Times New Roman" w:hAnsi="Times New Roman"/>
-          <w:sz w:val="24"/>
-        </w:rPr>
-        <w:t>.</w:t>
-      </w:r>
-    </w:p>
-    <w:p>
-      <w:pPr>
-        <w:rPr>
-          <w:rFonts w:ascii="Times New Roman" w:hAnsi="Times New Roman"/>
-          <w:sz w:val="24"/>
-        </w:rPr>
-      </w:pPr>
-      <w:r>
-        <w:rPr>
-          <w:rFonts w:ascii="Times New Roman" w:hAnsi="Times New Roman"/>
-          <w:sz w:val="24"/>
-        </w:rPr>
-        <w:t>Слава Отцю, і Сину, і Святому Духові,* і нині і повсякчас, і на віки вічні. Амінь.</w:t>
-      </w:r>
-    </w:p>
-    <w:p>
-      <w:pPr>
-        <w:rPr>
-          <w:rFonts w:ascii="Times New Roman" w:hAnsi="Times New Roman"/>
-          <w:sz w:val="24"/>
-        </w:rPr>
-      </w:pPr>
-      <w:r>
-        <w:rPr>
-          <w:rFonts w:ascii="Times New Roman" w:hAnsi="Times New Roman"/>
-          <w:sz w:val="24"/>
-        </w:rPr>
-        <w:t>Отче наш, що єси на небесах,* нехай святиться ім’я твоє,* нехай прийде царство твоє,* нехай буде воля твоя, як на небі, так і на землі.* Хліб наш насущний дай нам сьогодні,* і прости нам провини наші,* як і ми прощаємо винуватцям нашим,* і не введи нас у спокусу,* але визволи нас від лукавого.</w:t>
-      </w:r>
-    </w:p>
-    <w:p>
-      <w:pPr>
-        <w:rPr>
-          <w:rFonts w:ascii="Times New Roman" w:hAnsi="Times New Roman"/>
-          <w:sz w:val="24"/>
-        </w:rPr>
-      </w:pPr>
-      <w:r>
-        <w:rPr>
-          <w:rFonts w:ascii="Times New Roman" w:hAnsi="Times New Roman"/>
-          <w:i/>
-          <w:color w:val="FF0000"/>
-          <w:sz w:val="24"/>
-        </w:rPr>
-        <w:t xml:space="preserve">Священик: </w:t>
-      </w:r>
-      <w:r>
-        <w:rPr>
-          <w:rFonts w:ascii="Times New Roman" w:hAnsi="Times New Roman"/>
-          <w:sz w:val="24"/>
-        </w:rPr>
-        <w:t>Бо твоє є царство, і сила, і слава, Отця, і Сина, і Святого Духа, нині і повсякчас, і на віки вічні.</w:t>
-      </w:r>
-    </w:p>
-    <w:p>
-      <w:pPr>
-        <w:rPr>
-          <w:rFonts w:ascii="Times New Roman" w:hAnsi="Times New Roman"/>
-          <w:sz w:val="24"/>
-        </w:rPr>
-      </w:pPr>
-      <w:r>
-        <w:rPr>
-          <w:rFonts w:ascii="Times New Roman" w:hAnsi="Times New Roman"/>
-          <w:i/>
-          <w:color w:val="FF0000"/>
-          <w:sz w:val="24"/>
-        </w:rPr>
-        <w:t xml:space="preserve">Вірні: </w:t>
-      </w:r>
-      <w:r>
-        <w:rPr>
-          <w:rFonts w:ascii="Times New Roman" w:hAnsi="Times New Roman"/>
-          <w:sz w:val="24"/>
-        </w:rPr>
-        <w:t>Амінь.</w:t>
-      </w:r>
-    </w:p>
-    <w:p>
-      <w:pPr>
-        <w:rPr>
-          <w:rFonts w:ascii="Times New Roman" w:hAnsi="Times New Roman"/>
-          <w:sz w:val="24"/>
-        </w:rPr>
-      </w:pPr>
-      <w:r>
-        <w:rPr>
-          <w:rFonts w:ascii="Times New Roman" w:hAnsi="Times New Roman"/>
-          <w:sz w:val="24"/>
-        </w:rPr>
-        <w:t xml:space="preserve">Господи, помилуй </w:t>
-      </w:r>
-      <w:r>
-        <w:rPr>
-          <w:rFonts w:ascii="Times New Roman" w:hAnsi="Times New Roman"/>
-          <w:i/>
-          <w:color w:val="FF0000"/>
-          <w:sz w:val="24"/>
-        </w:rPr>
-        <w:t>(12 р.)</w:t>
-      </w:r>
-      <w:r>
-        <w:rPr>
-          <w:rFonts w:ascii="Times New Roman" w:hAnsi="Times New Roman"/>
-          <w:sz w:val="24"/>
-        </w:rPr>
-        <w:t>.</w:t>
-      </w:r>
-    </w:p>
-    <w:p>
-      <w:pPr>
-        <w:rPr>
-          <w:rFonts w:ascii="Times New Roman" w:hAnsi="Times New Roman"/>
-          <w:sz w:val="24"/>
-        </w:rPr>
-      </w:pPr>
-      <w:r>
-        <w:rPr>
-          <w:rFonts w:ascii="Times New Roman" w:hAnsi="Times New Roman"/>
-          <w:sz w:val="24"/>
-        </w:rPr>
-        <w:t>Слава Отцю, і Сину, і Святому Духові,* і нині і повсякчас, і на віки вічні. Амінь.</w:t>
-      </w:r>
-    </w:p>
-    <w:p>
-      <w:pPr>
-        <w:rPr>
-          <w:rFonts w:ascii="Times New Roman" w:hAnsi="Times New Roman"/>
-          <w:sz w:val="24"/>
-        </w:rPr>
-      </w:pPr>
-      <w:r>
-        <w:rPr>
-          <w:rFonts w:ascii="Times New Roman" w:hAnsi="Times New Roman"/>
-          <w:sz w:val="24"/>
-        </w:rPr>
-        <w:t>Прийдіте, поклонімся* Цареві нашому Богу.</w:t>
-      </w:r>
-    </w:p>
-    <w:p>
-      <w:pPr>
-        <w:rPr>
-          <w:rFonts w:ascii="Times New Roman" w:hAnsi="Times New Roman"/>
-          <w:sz w:val="24"/>
-        </w:rPr>
-      </w:pPr>
-      <w:r>
-        <w:rPr>
-          <w:rFonts w:ascii="Times New Roman" w:hAnsi="Times New Roman"/>
-          <w:sz w:val="24"/>
-        </w:rPr>
-        <w:t>Прийдіте, поклонімся* Христові, Цареві нашому Богу.</w:t>
-      </w:r>
-    </w:p>
-    <w:p>
-      <w:pPr>
-        <w:rPr>
-          <w:rFonts w:ascii="Times New Roman" w:hAnsi="Times New Roman"/>
-          <w:sz w:val="24"/>
-        </w:rPr>
-      </w:pPr>
-      <w:r>
-        <w:rPr>
-          <w:rFonts w:ascii="Times New Roman" w:hAnsi="Times New Roman"/>
-          <w:sz w:val="24"/>
-        </w:rPr>
-        <w:t>Прийдіте, поклонімся і припадім* до самого Господа Ісуса Христа, Царя і Бога нашого.</w:t>
+        <w:spacing w:after="120"/>
+        <w:jc w:val="both"/>
+      </w:pPr>
+      <w:r>
+        <w:rPr>
+          <w:rFonts w:ascii="Times New Roman" w:hAnsi="Times New Roman"/>
+          <w:sz w:val="24"/>
+        </w:rPr>
+        <w:t>Прийді́те, поклоні́мся* царе́ві на́шому – Бо́гу.</w:t>
+      </w:r>
+    </w:p>
+    <w:p>
+      <w:pPr>
+        <w:spacing w:after="120"/>
+        <w:jc w:val="both"/>
+      </w:pPr>
+      <w:r>
+        <w:rPr>
+          <w:rFonts w:ascii="Times New Roman" w:hAnsi="Times New Roman"/>
+          <w:sz w:val="24"/>
+        </w:rPr>
+        <w:t>Прийді́те, поклоні́мся* Христо́ві, царе́ві на́шому – Бо́гу.</w:t>
+      </w:r>
+    </w:p>
+    <w:p>
+      <w:pPr>
+        <w:spacing w:after="120"/>
+        <w:jc w:val="both"/>
+      </w:pPr>
+      <w:r>
+        <w:rPr>
+          <w:rFonts w:ascii="Times New Roman" w:hAnsi="Times New Roman"/>
+          <w:sz w:val="24"/>
+        </w:rPr>
+        <w:t>Прийді́те, поклоні́мся і припаді́м* до само́го Го́спода Ісу́са Христа́ – царя́ і Бо́га на́шого.</w:t>
       </w:r>
     </w:p>
     <w:p>
@@ -3749,17 +3704,15 @@
     </w:p>
     <w:p>
       <w:pPr>
-        <w:rPr>
-          <w:rFonts w:ascii="Times New Roman" w:hAnsi="Times New Roman"/>
-          <w:sz w:val="24"/>
-        </w:rPr>
-      </w:pPr>
-      <w:r>
-        <w:rPr>
-          <w:rFonts w:ascii="Times New Roman" w:hAnsi="Times New Roman"/>
-          <w:sz w:val="24"/>
-        </w:rPr>
-        <w:t xml:space="preserve">Господи, помилуй </w:t>
+        <w:spacing w:after="120"/>
+        <w:jc w:val="both"/>
+      </w:pPr>
+      <w:r>
+        <w:rPr>
+          <w:rFonts w:ascii="Times New Roman" w:hAnsi="Times New Roman"/>
+          <w:sz w:val="24"/>
+        </w:rPr>
+        <w:t xml:space="preserve">Господи, помилуй. </w:t>
       </w:r>
       <w:r>
         <w:rPr>
@@ -3769,13 +3722,6 @@
           <w:sz w:val="24"/>
         </w:rPr>
         <w:t>(3 р.)</w:t>
-      </w:r>
-      <w:r>
-        <w:rPr>
-          <w:rFonts w:ascii="Times New Roman" w:hAnsi="Times New Roman"/>
-          <w:sz w:val="24"/>
-        </w:rPr>
-        <w:t>.</w:t>
       </w:r>
     </w:p>
     <w:p>
@@ -3977,17 +3923,15 @@
     </w:p>
     <w:p>
       <w:pPr>
-        <w:rPr>
-          <w:rFonts w:ascii="Times New Roman" w:hAnsi="Times New Roman"/>
-          <w:sz w:val="24"/>
-        </w:rPr>
-      </w:pPr>
-      <w:r>
-        <w:rPr>
-          <w:rFonts w:ascii="Times New Roman" w:hAnsi="Times New Roman"/>
-          <w:sz w:val="24"/>
-        </w:rPr>
-        <w:t xml:space="preserve">Святий Боже, святий Кріпкий, святий Безсмертний, помилуй нас </w:t>
+        <w:spacing w:after="120"/>
+        <w:jc w:val="both"/>
+      </w:pPr>
+      <w:r>
+        <w:rPr>
+          <w:rFonts w:ascii="Times New Roman" w:hAnsi="Times New Roman"/>
+          <w:sz w:val="24"/>
+        </w:rPr>
+        <w:t xml:space="preserve">Святий Боже, святий Кріпкий, святий Безсмертний, помилуй нас. </w:t>
       </w:r>
       <w:r>
         <w:rPr>
@@ -3998,13 +3942,6 @@
         </w:rPr>
         <w:t>(3 р.)</w:t>
       </w:r>
-      <w:r>
-        <w:rPr>
-          <w:rFonts w:ascii="Times New Roman" w:hAnsi="Times New Roman"/>
-          <w:sz w:val="24"/>
-        </w:rPr>
-        <w:t>.</w:t>
-      </w:r>
     </w:p>
     <w:p>
       <w:pPr>
@@ -4038,17 +3975,15 @@
     </w:p>
     <w:p>
       <w:pPr>
-        <w:rPr>
-          <w:rFonts w:ascii="Times New Roman" w:hAnsi="Times New Roman"/>
-          <w:sz w:val="24"/>
-        </w:rPr>
-      </w:pPr>
-      <w:r>
-        <w:rPr>
-          <w:rFonts w:ascii="Times New Roman" w:hAnsi="Times New Roman"/>
-          <w:sz w:val="24"/>
-        </w:rPr>
-        <w:t xml:space="preserve">Господи, помилуй </w:t>
+        <w:spacing w:after="120"/>
+        <w:jc w:val="both"/>
+      </w:pPr>
+      <w:r>
+        <w:rPr>
+          <w:rFonts w:ascii="Times New Roman" w:hAnsi="Times New Roman"/>
+          <w:sz w:val="24"/>
+        </w:rPr>
+        <w:t xml:space="preserve">Господи, помилуй. </w:t>
       </w:r>
       <w:r>
         <w:rPr>
@@ -4058,13 +3993,6 @@
           <w:sz w:val="24"/>
         </w:rPr>
         <w:t>(3 р.)</w:t>
-      </w:r>
-      <w:r>
-        <w:rPr>
-          <w:rFonts w:ascii="Times New Roman" w:hAnsi="Times New Roman"/>
-          <w:sz w:val="24"/>
-        </w:rPr>
-        <w:t>.</w:t>
       </w:r>
     </w:p>
     <w:p>
@@ -4301,17 +4229,15 @@
     </w:p>
     <w:p>
       <w:pPr>
-        <w:rPr>
-          <w:rFonts w:ascii="Times New Roman" w:hAnsi="Times New Roman"/>
-          <w:sz w:val="24"/>
-        </w:rPr>
-      </w:pPr>
-      <w:r>
-        <w:rPr>
-          <w:rFonts w:ascii="Times New Roman" w:hAnsi="Times New Roman"/>
-          <w:sz w:val="24"/>
-        </w:rPr>
-        <w:t xml:space="preserve">Господи, помилуй </w:t>
+        <w:spacing w:after="120"/>
+        <w:jc w:val="both"/>
+      </w:pPr>
+      <w:r>
+        <w:rPr>
+          <w:rFonts w:ascii="Times New Roman" w:hAnsi="Times New Roman"/>
+          <w:sz w:val="24"/>
+        </w:rPr>
+        <w:t xml:space="preserve">Господи, помилуй. </w:t>
       </w:r>
       <w:r>
         <w:rPr>
@@ -4321,13 +4247,6 @@
           <w:sz w:val="24"/>
         </w:rPr>
         <w:t>(3 р.)</w:t>
-      </w:r>
-      <w:r>
-        <w:rPr>
-          <w:rFonts w:ascii="Times New Roman" w:hAnsi="Times New Roman"/>
-          <w:sz w:val="24"/>
-        </w:rPr>
-        <w:t>.</w:t>
       </w:r>
     </w:p>
     <w:p>
@@ -4557,23 +4476,32 @@
     </w:p>
     <w:p>
       <w:pPr>
-        <w:rPr>
-          <w:rFonts w:ascii="Times New Roman" w:hAnsi="Times New Roman"/>
-          <w:i/>
-          <w:iCs/>
-          <w:color w:val="FF0000"/>
-          <w:sz w:val="24"/>
-        </w:rPr>
-      </w:pPr>
-      <w:r>
-        <w:rPr>
-          <w:rFonts w:ascii="Times New Roman" w:hAnsi="Times New Roman"/>
-          <w:i/>
-          <w:iCs/>
-          <w:color w:val="FF0000"/>
-          <w:sz w:val="24"/>
-        </w:rPr>
-        <w:t>І знову: молитва св. Єфрема і доземний поклін.</w:t>
+        <w:spacing w:after="120"/>
+      </w:pPr>
+      <w:r>
+        <w:rPr>
+          <w:rFonts w:ascii="Times New Roman" w:hAnsi="Times New Roman"/>
+          <w:color w:val="303030"/>
+          <w:sz w:val="24"/>
+        </w:rPr>
+        <w:t xml:space="preserve">Го́споди і Влади́ко життя́ мого́! Духа ліни́вства, недбайли́вости, властолю́б'я і пустомо́вства віджени́ від ме́не. Ду́ха чистоти́, поко́ри, терпели́вости й любо́ви дару́й мені, </w:t>
+      </w:r>
+      <w:r>
+        <w:rPr>
+          <w:rFonts w:ascii="Times New Roman" w:hAnsi="Times New Roman"/>
+          <w:color w:val="303030"/>
+          <w:sz w:val="24"/>
+        </w:rPr>
+        <w:t xml:space="preserve">слузі́ Твоє́му. Так, Го́споди, Ца́рю! Дай мені́ ба́чити гріхи́ мої́ і не осу́джувати бра́та мого́, бо Ти благослове́нний на ві́ки вікі́в. Амі́нь. </w:t>
+      </w:r>
+      <w:r>
+        <w:rPr>
+          <w:rFonts w:ascii="Times New Roman" w:hAnsi="Times New Roman"/>
+          <w:i/>
+          <w:color w:val="FF3333"/>
+          <w:sz w:val="24"/>
+        </w:rPr>
+        <w:t>(Доземний поклін)</w:t>
       </w:r>
     </w:p>
     <w:p>
@@ -4597,17 +4525,15 @@
     </w:p>
     <w:p>
       <w:pPr>
-        <w:rPr>
-          <w:rFonts w:ascii="Times New Roman" w:hAnsi="Times New Roman"/>
-          <w:sz w:val="24"/>
-        </w:rPr>
-      </w:pPr>
-      <w:r>
-        <w:rPr>
-          <w:rFonts w:ascii="Times New Roman" w:hAnsi="Times New Roman"/>
-          <w:sz w:val="24"/>
-        </w:rPr>
-        <w:t xml:space="preserve">Святий Боже, святий Кріпкий, святий Безсмертний, помилуй нас </w:t>
+        <w:spacing w:after="120"/>
+        <w:jc w:val="both"/>
+      </w:pPr>
+      <w:r>
+        <w:rPr>
+          <w:rFonts w:ascii="Times New Roman" w:hAnsi="Times New Roman"/>
+          <w:sz w:val="24"/>
+        </w:rPr>
+        <w:t xml:space="preserve">Святий Боже, святий Кріпкий, святий Безсмертний, помилуй нас. </w:t>
       </w:r>
       <w:r>
         <w:rPr>
@@ -4618,13 +4544,6 @@
         </w:rPr>
         <w:t>(3 р.)</w:t>
       </w:r>
-      <w:r>
-        <w:rPr>
-          <w:rFonts w:ascii="Times New Roman" w:hAnsi="Times New Roman"/>
-          <w:sz w:val="24"/>
-        </w:rPr>
-        <w:t>.</w:t>
-      </w:r>
     </w:p>
     <w:p>
       <w:pPr>
@@ -4658,17 +4577,15 @@
     </w:p>
     <w:p>
       <w:pPr>
-        <w:rPr>
-          <w:rFonts w:ascii="Times New Roman" w:hAnsi="Times New Roman"/>
-          <w:sz w:val="24"/>
-        </w:rPr>
-      </w:pPr>
-      <w:r>
-        <w:rPr>
-          <w:rFonts w:ascii="Times New Roman" w:hAnsi="Times New Roman"/>
-          <w:sz w:val="24"/>
-        </w:rPr>
-        <w:t xml:space="preserve">Господи, помилуй </w:t>
+        <w:spacing w:after="120"/>
+        <w:jc w:val="both"/>
+      </w:pPr>
+      <w:r>
+        <w:rPr>
+          <w:rFonts w:ascii="Times New Roman" w:hAnsi="Times New Roman"/>
+          <w:sz w:val="24"/>
+        </w:rPr>
+        <w:t xml:space="preserve">Господи, помилуй. </w:t>
       </w:r>
       <w:r>
         <w:rPr>
@@ -4678,13 +4595,6 @@
           <w:sz w:val="24"/>
         </w:rPr>
         <w:t>(3 р.)</w:t>
-      </w:r>
-      <w:r>
-        <w:rPr>
-          <w:rFonts w:ascii="Times New Roman" w:hAnsi="Times New Roman"/>
-          <w:sz w:val="24"/>
-        </w:rPr>
-        <w:t>.</w:t>
       </w:r>
     </w:p>
     <w:p>
@@ -4904,26 +4814,32 @@
     </w:p>
     <w:p>
       <w:pPr>
-        <w:rPr>
-          <w:rFonts w:ascii="Times New Roman" w:hAnsi="Times New Roman"/>
-          <w:sz w:val="24"/>
-        </w:rPr>
-      </w:pPr>
-      <w:r>
-        <w:rPr>
-          <w:rFonts w:ascii="Times New Roman" w:hAnsi="Times New Roman"/>
-          <w:i/>
-          <w:color w:val="FF0000"/>
-          <w:sz w:val="24"/>
-        </w:rPr>
-        <w:t xml:space="preserve">Священик: </w:t>
-      </w:r>
-      <w:r>
-        <w:rPr>
-          <w:rFonts w:ascii="Times New Roman" w:hAnsi="Times New Roman"/>
-          <w:sz w:val="24"/>
-        </w:rPr>
-        <w:t>Слава тобі, Христе Боже, надіє наша, слава тобі!</w:t>
+        <w:spacing w:after="120"/>
+        <w:jc w:val="both"/>
+      </w:pPr>
+      <w:r>
+        <w:rPr>
+          <w:rFonts w:ascii="Times New Roman" w:hAnsi="Times New Roman"/>
+          <w:i/>
+          <w:color w:val="FF0000"/>
+          <w:sz w:val="24"/>
+        </w:rPr>
+        <w:t>Священик:</w:t>
+      </w:r>
+      <w:r>
+        <w:rPr>
+          <w:rFonts w:ascii="Times New Roman" w:hAnsi="Times New Roman"/>
+          <w:color w:val="FF0000"/>
+          <w:sz w:val="24"/>
+        </w:rPr>
+        <w:t xml:space="preserve"> </w:t>
+      </w:r>
+      <w:r>
+        <w:rPr>
+          <w:rFonts w:ascii="Times New Roman" w:hAnsi="Times New Roman"/>
+          <w:sz w:val="24"/>
+        </w:rPr>
+        <w:t>Слава тобі, Христе Боже, уповання наше, слава тобі!</w:t>
       </w:r>
     </w:p>
     <w:p>
@@ -5088,6 +5004,187 @@
     </w:p>
     <w:p>
       <w:pPr>
+        <w:spacing w:after="120"/>
+      </w:pPr>
+      <w:r>
+        <w:rPr>
+          <w:rFonts w:ascii="Times New Roman" w:hAnsi="Times New Roman"/>
+          <w:i/>
+          <w:color w:val="FF0000"/>
+          <w:sz w:val="24"/>
+        </w:rPr>
+        <w:t>Вірні:</w:t>
+      </w:r>
+      <w:r>
+        <w:rPr>
+          <w:rFonts w:ascii="Times New Roman" w:hAnsi="Times New Roman"/>
+          <w:color w:val="FF0000"/>
+          <w:sz w:val="24"/>
+        </w:rPr>
+        <w:t xml:space="preserve"> </w:t>
+      </w:r>
+      <w:r>
+        <w:rPr>
+          <w:rFonts w:ascii="Times New Roman" w:hAnsi="Times New Roman"/>
+          <w:sz w:val="24"/>
+        </w:rPr>
+        <w:t>Амі́нь.</w:t>
+      </w:r>
+    </w:p>
+    <w:p>
+      <w:pPr>
+        <w:spacing w:after="120"/>
+      </w:pPr>
+      <w:r>
+        <w:rPr>
+          <w:rFonts w:ascii="Times New Roman" w:hAnsi="Times New Roman"/>
+          <w:sz w:val="24"/>
+        </w:rPr>
+        <w:t>Сла́ва Тобі́, Бо́же наш, сла́ва Тобі́.</w:t>
+      </w:r>
+    </w:p>
+    <w:p>
+      <w:pPr>
+        <w:spacing w:after="120"/>
+      </w:pPr>
+      <w:r>
+        <w:rPr>
+          <w:rFonts w:ascii="Times New Roman" w:hAnsi="Times New Roman"/>
+          <w:sz w:val="24"/>
+        </w:rPr>
+        <w:t>Ца́рю небе́сний, утіши́телю, Ду́ше íстини,* що всю́ди єси́ і все наповня́єш,* скарбни́це благ і життя́ пода́телю,* прийди́, і всели́ся в нас,* і очи́сти нас від уся́кої скве́рни,* і спаси́, благи́й, ду́ші на́ші.</w:t>
+      </w:r>
+    </w:p>
+    <w:p>
+      <w:pPr>
+        <w:spacing w:after="120"/>
+        <w:jc w:val="both"/>
+      </w:pPr>
+      <w:r>
+        <w:rPr>
+          <w:rFonts w:ascii="Times New Roman" w:hAnsi="Times New Roman"/>
+          <w:sz w:val="24"/>
+        </w:rPr>
+        <w:t xml:space="preserve">Святий Боже, святий Кріпкий, святий Безсмертний, помилуй нас. </w:t>
+      </w:r>
+      <w:r>
+        <w:rPr>
+          <w:rFonts w:ascii="Times New Roman" w:hAnsi="Times New Roman"/>
+          <w:i/>
+          <w:color w:val="FF0000"/>
+          <w:sz w:val="24"/>
+        </w:rPr>
+        <w:t>(3 р.)</w:t>
+      </w:r>
+    </w:p>
+    <w:p>
+      <w:pPr>
+        <w:rPr>
+          <w:rFonts w:ascii="Times New Roman" w:hAnsi="Times New Roman"/>
+          <w:sz w:val="24"/>
+        </w:rPr>
+      </w:pPr>
+      <w:r>
+        <w:rPr>
+          <w:rFonts w:ascii="Times New Roman" w:hAnsi="Times New Roman"/>
+          <w:sz w:val="24"/>
+        </w:rPr>
+        <w:t>Слава Отцю, і Сину, і Святому Духові,* і нині і повсякчас, і на віки вічні. Амінь.</w:t>
+      </w:r>
+    </w:p>
+    <w:p>
+      <w:pPr>
+        <w:rPr>
+          <w:rFonts w:ascii="Times New Roman" w:hAnsi="Times New Roman"/>
+          <w:sz w:val="24"/>
+        </w:rPr>
+      </w:pPr>
+      <w:r>
+        <w:rPr>
+          <w:rFonts w:ascii="Times New Roman" w:hAnsi="Times New Roman"/>
+          <w:sz w:val="24"/>
+        </w:rPr>
+        <w:t>Пресвята Тройце, помилуй нас;* Господи, очисти гріхи наші;* Владико, прости беззаконня наші;* Святий, завітай і зціли немочі наші імени твого ради.</w:t>
+      </w:r>
+    </w:p>
+    <w:p>
+      <w:pPr>
+        <w:spacing w:after="120"/>
+        <w:jc w:val="both"/>
+      </w:pPr>
+      <w:r>
+        <w:rPr>
+          <w:rFonts w:ascii="Times New Roman" w:hAnsi="Times New Roman"/>
+          <w:sz w:val="24"/>
+        </w:rPr>
+        <w:t xml:space="preserve">Господи, помилуй. </w:t>
+      </w:r>
+      <w:r>
+        <w:rPr>
+          <w:rFonts w:ascii="Times New Roman" w:hAnsi="Times New Roman"/>
+          <w:i/>
+          <w:color w:val="FF0000"/>
+          <w:sz w:val="24"/>
+        </w:rPr>
+        <w:t>(3 р.)</w:t>
+      </w:r>
+    </w:p>
+    <w:p>
+      <w:pPr>
+        <w:rPr>
+          <w:rFonts w:ascii="Times New Roman" w:hAnsi="Times New Roman"/>
+          <w:sz w:val="24"/>
+        </w:rPr>
+      </w:pPr>
+      <w:r>
+        <w:rPr>
+          <w:rFonts w:ascii="Times New Roman" w:hAnsi="Times New Roman"/>
+          <w:sz w:val="24"/>
+        </w:rPr>
+        <w:t>Слава Отцю, і Сину, і Святому Духові,* і нині, і повсякчас, і на віки вічні. Амінь.</w:t>
+      </w:r>
+    </w:p>
+    <w:p>
+      <w:pPr>
+        <w:rPr>
+          <w:rFonts w:ascii="Times New Roman" w:hAnsi="Times New Roman"/>
+          <w:sz w:val="24"/>
+        </w:rPr>
+      </w:pPr>
+      <w:r>
+        <w:rPr>
+          <w:rFonts w:ascii="Times New Roman" w:hAnsi="Times New Roman"/>
+          <w:sz w:val="24"/>
+        </w:rPr>
+        <w:t>Отче наш, що єси на небесах,* нехай святиться ім’я твоє,* нехай прийде царство твоє,* нехай буде воля твоя, як на небі, так і на землі.* Хліб наш насущний дай нам сьогодні,* і прости нам провини наші,* як і ми прощаємо винуватцям нашим,* і не введи нас у спокусу,* але визволи нас від лукавого.</w:t>
+      </w:r>
+    </w:p>
+    <w:p>
+      <w:pPr>
+        <w:rPr>
+          <w:rFonts w:ascii="Times New Roman" w:hAnsi="Times New Roman"/>
+          <w:sz w:val="24"/>
+        </w:rPr>
+      </w:pPr>
+      <w:r>
+        <w:rPr>
+          <w:rFonts w:ascii="Times New Roman" w:hAnsi="Times New Roman"/>
+          <w:i/>
+          <w:color w:val="FF0000"/>
+          <w:sz w:val="24"/>
+        </w:rPr>
+        <w:t xml:space="preserve">Священик: </w:t>
+      </w:r>
+      <w:r>
+        <w:rPr>
+          <w:rFonts w:ascii="Times New Roman" w:hAnsi="Times New Roman"/>
+          <w:sz w:val="24"/>
+        </w:rPr>
+        <w:t>Бо твоє є царство, і сила, і слава, Отця, і Сина, і Святого Духа, нині і повсякчас, і на віки вічні.</w:t>
+      </w:r>
+    </w:p>
+    <w:p>
+      <w:pPr>
         <w:rPr>
           <w:rFonts w:ascii="Times New Roman" w:hAnsi="Times New Roman"/>
           <w:sz w:val="24"/>
@@ -5107,46 +5204,31 @@
           <w:rFonts w:ascii="Times New Roman" w:hAnsi="Times New Roman"/>
           <w:sz w:val="24"/>
         </w:rPr>
-        <w:t>Амінь. Слава тобі, Боже наш, слава тобі.</w:t>
-      </w:r>
-    </w:p>
-    <w:p>
-      <w:pPr>
-        <w:rPr>
-          <w:rFonts w:ascii="Times New Roman" w:hAnsi="Times New Roman"/>
-          <w:sz w:val="24"/>
-        </w:rPr>
-      </w:pPr>
-      <w:r>
-        <w:rPr>
-          <w:rFonts w:ascii="Times New Roman" w:hAnsi="Times New Roman"/>
-          <w:sz w:val="24"/>
-        </w:rPr>
-        <w:t>Царю небесний, утішителю, Душе істини,* що всюди єси і все наповняєш,* скарбе дібр і життя подателю,* прийди і вселися в нас,* і очисти нас від усякої скверни,* і спаси, Благий, душі наші.</w:t>
-      </w:r>
-    </w:p>
-    <w:p>
-      <w:pPr>
-        <w:rPr>
-          <w:rFonts w:ascii="Times New Roman" w:hAnsi="Times New Roman"/>
-          <w:sz w:val="24"/>
-        </w:rPr>
-      </w:pPr>
-      <w:r>
-        <w:rPr>
-          <w:rFonts w:ascii="Times New Roman" w:hAnsi="Times New Roman"/>
-          <w:sz w:val="24"/>
-        </w:rPr>
-        <w:t xml:space="preserve">Святий Боже, святий Кріпкий, святий Безсмертний, помилуй нас </w:t>
-      </w:r>
-      <w:r>
-        <w:rPr>
-          <w:rFonts w:ascii="Times New Roman" w:hAnsi="Times New Roman"/>
-          <w:i/>
-          <w:color w:val="FF0000"/>
-          <w:sz w:val="24"/>
-        </w:rPr>
-        <w:t>(3 р.)</w:t>
+        <w:t>Амінь.</w:t>
+      </w:r>
+    </w:p>
+    <w:p>
+      <w:pPr>
+        <w:rPr>
+          <w:rFonts w:ascii="Times New Roman" w:hAnsi="Times New Roman"/>
+          <w:sz w:val="24"/>
+        </w:rPr>
+      </w:pPr>
+      <w:r>
+        <w:rPr>
+          <w:rFonts w:ascii="Times New Roman" w:hAnsi="Times New Roman"/>
+          <w:sz w:val="24"/>
+        </w:rPr>
+        <w:t xml:space="preserve">Господи, помилуй </w:t>
+      </w:r>
+      <w:r>
+        <w:rPr>
+          <w:rFonts w:ascii="Times New Roman" w:hAnsi="Times New Roman"/>
+          <w:i/>
+          <w:color w:val="FF0000"/>
+          <w:sz w:val="24"/>
+        </w:rPr>
+        <w:t>(12 р.)</w:t>
       </w:r>
       <w:r>
         <w:rPr>
@@ -5168,223 +5250,46 @@
           <w:rFonts w:ascii="Times New Roman" w:hAnsi="Times New Roman"/>
           <w:sz w:val="24"/>
         </w:rPr>
-        <w:t>Слава Отцю, і Сину, і Святому Духові,* і нині і повсякчас, і на віки вічні. Амінь.</w:t>
-      </w:r>
-    </w:p>
-    <w:p>
-      <w:pPr>
-        <w:rPr>
-          <w:rFonts w:ascii="Times New Roman" w:hAnsi="Times New Roman"/>
-          <w:sz w:val="24"/>
-        </w:rPr>
-      </w:pPr>
-      <w:r>
-        <w:rPr>
-          <w:rFonts w:ascii="Times New Roman" w:hAnsi="Times New Roman"/>
-          <w:sz w:val="24"/>
-        </w:rPr>
-        <w:t>Пресвята Тройце, помилуй нас;* Господи, очисти гріхи наші;* Владико, прости беззаконня наші;* Святий, завітай і зціли немочі наші імени твого ради.</w:t>
-      </w:r>
-    </w:p>
-    <w:p>
-      <w:pPr>
-        <w:rPr>
-          <w:rFonts w:ascii="Times New Roman" w:hAnsi="Times New Roman"/>
-          <w:sz w:val="24"/>
-        </w:rPr>
-      </w:pPr>
-      <w:r>
-        <w:rPr>
-          <w:rFonts w:ascii="Times New Roman" w:hAnsi="Times New Roman"/>
-          <w:sz w:val="24"/>
-        </w:rPr>
-        <w:t xml:space="preserve">Господи, помилуй </w:t>
-      </w:r>
-      <w:r>
-        <w:rPr>
-          <w:rFonts w:ascii="Times New Roman" w:hAnsi="Times New Roman"/>
-          <w:i/>
-          <w:color w:val="FF0000"/>
-          <w:sz w:val="24"/>
-        </w:rPr>
-        <w:t>(3 р.)</w:t>
-      </w:r>
-      <w:r>
-        <w:rPr>
-          <w:rFonts w:ascii="Times New Roman" w:hAnsi="Times New Roman"/>
-          <w:sz w:val="24"/>
-        </w:rPr>
-        <w:t>.</w:t>
-      </w:r>
-    </w:p>
-    <w:p>
-      <w:pPr>
-        <w:rPr>
-          <w:rFonts w:ascii="Times New Roman" w:hAnsi="Times New Roman"/>
-          <w:sz w:val="24"/>
-        </w:rPr>
-      </w:pPr>
-      <w:r>
-        <w:rPr>
-          <w:rFonts w:ascii="Times New Roman" w:hAnsi="Times New Roman"/>
-          <w:sz w:val="24"/>
-        </w:rPr>
         <w:t>Слава Отцю, і Сину, і Святому Духові,* і нині, і повсякчас, і на віки вічні. Амінь.</w:t>
       </w:r>
     </w:p>
     <w:p>
       <w:pPr>
-        <w:rPr>
-          <w:rFonts w:ascii="Times New Roman" w:hAnsi="Times New Roman"/>
-          <w:sz w:val="24"/>
-        </w:rPr>
-      </w:pPr>
-      <w:r>
-        <w:rPr>
-          <w:rFonts w:ascii="Times New Roman" w:hAnsi="Times New Roman"/>
-          <w:sz w:val="24"/>
-        </w:rPr>
-        <w:t>Отче наш, що єси на небесах,* нехай святиться ім’я твоє,* нехай прийде царство твоє,* нехай буде воля твоя, як на небі, так і на землі.* Хліб наш насущний дай нам сьогодні,* і прости нам провини наші,* як і ми прощаємо винуватцям нашим,* і не введи нас у спокусу,* але визволи нас від лукавого.</w:t>
-      </w:r>
-    </w:p>
-    <w:p>
-      <w:pPr>
-        <w:rPr>
-          <w:rFonts w:ascii="Times New Roman" w:hAnsi="Times New Roman"/>
-          <w:sz w:val="24"/>
-        </w:rPr>
-      </w:pPr>
-      <w:r>
-        <w:rPr>
-          <w:rFonts w:ascii="Times New Roman" w:hAnsi="Times New Roman"/>
-          <w:i/>
-          <w:color w:val="FF0000"/>
-          <w:sz w:val="24"/>
-        </w:rPr>
-        <w:t xml:space="preserve">Священик: </w:t>
-      </w:r>
-      <w:r>
-        <w:rPr>
-          <w:rFonts w:ascii="Times New Roman" w:hAnsi="Times New Roman"/>
-          <w:sz w:val="24"/>
-        </w:rPr>
-        <w:t>Бо твоє є царство, і сила, і слава, Отця, і Сина, і Святого Духа, нині і повсякчас, і на віки вічні.</w:t>
-      </w:r>
-    </w:p>
-    <w:p>
-      <w:pPr>
-        <w:rPr>
-          <w:rFonts w:ascii="Times New Roman" w:hAnsi="Times New Roman"/>
-          <w:sz w:val="24"/>
-        </w:rPr>
-      </w:pPr>
-      <w:r>
-        <w:rPr>
-          <w:rFonts w:ascii="Times New Roman" w:hAnsi="Times New Roman"/>
-          <w:i/>
-          <w:color w:val="FF0000"/>
-          <w:sz w:val="24"/>
-        </w:rPr>
-        <w:t xml:space="preserve">Вірні: </w:t>
-      </w:r>
-      <w:r>
-        <w:rPr>
-          <w:rFonts w:ascii="Times New Roman" w:hAnsi="Times New Roman"/>
-          <w:sz w:val="24"/>
-        </w:rPr>
-        <w:t>Амінь.</w:t>
-      </w:r>
-    </w:p>
-    <w:p>
-      <w:pPr>
-        <w:rPr>
-          <w:rFonts w:ascii="Times New Roman" w:hAnsi="Times New Roman"/>
-          <w:sz w:val="24"/>
-        </w:rPr>
-      </w:pPr>
-      <w:r>
-        <w:rPr>
-          <w:rFonts w:ascii="Times New Roman" w:hAnsi="Times New Roman"/>
-          <w:sz w:val="24"/>
-        </w:rPr>
-        <w:t xml:space="preserve">Господи, помилуй </w:t>
-      </w:r>
-      <w:r>
-        <w:rPr>
-          <w:rFonts w:ascii="Times New Roman" w:hAnsi="Times New Roman"/>
-          <w:i/>
-          <w:color w:val="FF0000"/>
-          <w:sz w:val="24"/>
-        </w:rPr>
-        <w:t>(12 р.)</w:t>
-      </w:r>
-      <w:r>
-        <w:rPr>
-          <w:rFonts w:ascii="Times New Roman" w:hAnsi="Times New Roman"/>
-          <w:sz w:val="24"/>
-        </w:rPr>
-        <w:t>.</w:t>
-      </w:r>
-    </w:p>
-    <w:p>
-      <w:pPr>
-        <w:rPr>
-          <w:rFonts w:ascii="Times New Roman" w:hAnsi="Times New Roman"/>
-          <w:sz w:val="24"/>
-        </w:rPr>
-      </w:pPr>
-      <w:r>
-        <w:rPr>
-          <w:rFonts w:ascii="Times New Roman" w:hAnsi="Times New Roman"/>
-          <w:sz w:val="24"/>
-        </w:rPr>
-        <w:t>Слава Отцю, і Сину, і Святому Духові,* і нині, і повсякчас, і на віки вічні. Амінь.</w:t>
-      </w:r>
-    </w:p>
-    <w:p>
-      <w:pPr>
-        <w:rPr>
-          <w:rFonts w:ascii="Times New Roman" w:hAnsi="Times New Roman"/>
-          <w:sz w:val="24"/>
-        </w:rPr>
-      </w:pPr>
-      <w:r>
-        <w:rPr>
-          <w:rFonts w:ascii="Times New Roman" w:hAnsi="Times New Roman"/>
-          <w:sz w:val="24"/>
-        </w:rPr>
-        <w:t>Прийдіте, поклонімся* Цареві нашому Богу.</w:t>
-      </w:r>
-    </w:p>
-    <w:p>
-      <w:pPr>
-        <w:rPr>
-          <w:rFonts w:ascii="Times New Roman" w:hAnsi="Times New Roman"/>
-          <w:sz w:val="24"/>
-        </w:rPr>
-      </w:pPr>
-      <w:r>
-        <w:rPr>
-          <w:rFonts w:ascii="Times New Roman" w:hAnsi="Times New Roman"/>
-          <w:sz w:val="24"/>
-        </w:rPr>
-        <w:t>Прийдіте, поклонімся* Христові, Цареві нашому Богу.</w:t>
-      </w:r>
-    </w:p>
-    <w:p>
-      <w:pPr>
-        <w:rPr>
-          <w:rFonts w:ascii="Times New Roman" w:hAnsi="Times New Roman"/>
-          <w:sz w:val="24"/>
-          <w:szCs w:val="32"/>
-        </w:rPr>
-      </w:pPr>
-      <w:r>
-        <w:rPr>
-          <w:rFonts w:ascii="Times New Roman" w:hAnsi="Times New Roman"/>
-          <w:sz w:val="24"/>
-        </w:rPr>
-        <w:t>Прийдіте, поклонімся і припадім* до самого Господа Ісуса Христа, Царя і Бога нашого.</w:t>
+        <w:spacing w:after="120"/>
+        <w:jc w:val="both"/>
+      </w:pPr>
+      <w:r>
+        <w:rPr>
+          <w:rFonts w:ascii="Times New Roman" w:hAnsi="Times New Roman"/>
+          <w:sz w:val="24"/>
+        </w:rPr>
+        <w:t>Прийді́те, поклоні́мся* царе́ві на́шому – Бо́гу.</w:t>
+      </w:r>
+    </w:p>
+    <w:p>
+      <w:pPr>
+        <w:spacing w:after="120"/>
+        <w:jc w:val="both"/>
+      </w:pPr>
+      <w:r>
+        <w:rPr>
+          <w:rFonts w:ascii="Times New Roman" w:hAnsi="Times New Roman"/>
+          <w:sz w:val="24"/>
+        </w:rPr>
+        <w:t>Прийді́те, поклоні́мся* Христо́ві, царе́ві на́шому – Бо́гу.</w:t>
+      </w:r>
+    </w:p>
+    <w:p>
+      <w:pPr>
+        <w:spacing w:after="120"/>
+        <w:jc w:val="both"/>
+      </w:pPr>
+      <w:r>
+        <w:rPr>
+          <w:rFonts w:ascii="Times New Roman" w:hAnsi="Times New Roman"/>
+          <w:sz w:val="24"/>
+        </w:rPr>
+        <w:t>Прийді́те, поклоні́мся і припаді́м* до само́го Го́спода Ісу́са Христа́ – царя́ і Бо́га на́шого.</w:t>
       </w:r>
     </w:p>
     <w:p>
@@ -6210,17 +6115,15 @@
     </w:p>
     <w:p>
       <w:pPr>
-        <w:rPr>
-          <w:rFonts w:ascii="Times New Roman" w:hAnsi="Times New Roman"/>
-          <w:sz w:val="24"/>
-        </w:rPr>
-      </w:pPr>
-      <w:r>
-        <w:rPr>
-          <w:rFonts w:ascii="Times New Roman" w:hAnsi="Times New Roman"/>
-          <w:sz w:val="24"/>
-        </w:rPr>
-        <w:t xml:space="preserve">Господи, помилуй </w:t>
+        <w:spacing w:after="120"/>
+        <w:jc w:val="both"/>
+      </w:pPr>
+      <w:r>
+        <w:rPr>
+          <w:rFonts w:ascii="Times New Roman" w:hAnsi="Times New Roman"/>
+          <w:sz w:val="24"/>
+        </w:rPr>
+        <w:t xml:space="preserve">Господи, помилуй. </w:t>
       </w:r>
       <w:r>
         <w:rPr>
@@ -6230,13 +6133,6 @@
           <w:sz w:val="24"/>
         </w:rPr>
         <w:t>(3 р.)</w:t>
-      </w:r>
-      <w:r>
-        <w:rPr>
-          <w:rFonts w:ascii="Times New Roman" w:hAnsi="Times New Roman"/>
-          <w:sz w:val="24"/>
-        </w:rPr>
-        <w:t>.</w:t>
       </w:r>
     </w:p>
     <w:p>
@@ -6687,7 +6583,7 @@
           <w:szCs w:val="22"/>
           <w:lang w:val="uk-UA"/>
         </w:rPr>
-        <w:t> Премудрість.</w:t>
+        <w:t xml:space="preserve"> Премудрість.</w:t>
       </w:r>
     </w:p>
     <w:p>
@@ -6732,7 +6628,7 @@
           <w:szCs w:val="22"/>
           <w:lang w:val="uk-UA"/>
         </w:rPr>
-        <w:t> З книги пророка Ісаї читання.</w:t>
+        <w:t xml:space="preserve"> З книги пророка Ісаї читання.</w:t>
       </w:r>
     </w:p>
     <w:p>
@@ -6777,7 +6673,7 @@
           <w:szCs w:val="22"/>
           <w:lang w:val="uk-UA"/>
         </w:rPr>
-        <w:t> Будьмо уважні.</w:t>
+        <w:t xml:space="preserve"> Будьмо уважні.</w:t>
       </w:r>
     </w:p>
     <w:p>
@@ -7554,17 +7450,15 @@
     </w:p>
     <w:p>
       <w:pPr>
-        <w:rPr>
-          <w:rFonts w:ascii="Times New Roman" w:hAnsi="Times New Roman"/>
-          <w:sz w:val="24"/>
-        </w:rPr>
-      </w:pPr>
-      <w:r>
-        <w:rPr>
-          <w:rFonts w:ascii="Times New Roman" w:hAnsi="Times New Roman"/>
-          <w:sz w:val="24"/>
-        </w:rPr>
-        <w:t xml:space="preserve">Святий Боже, святий Кріпкий, святий Безсмертний, помилуй нас </w:t>
+        <w:spacing w:after="120"/>
+        <w:jc w:val="both"/>
+      </w:pPr>
+      <w:r>
+        <w:rPr>
+          <w:rFonts w:ascii="Times New Roman" w:hAnsi="Times New Roman"/>
+          <w:sz w:val="24"/>
+        </w:rPr>
+        <w:t xml:space="preserve">Святий Боже, святий Кріпкий, святий Безсмертний, помилуй нас. </w:t>
       </w:r>
       <w:r>
         <w:rPr>
@@ -7575,13 +7469,6 @@
         </w:rPr>
         <w:t>(3 р.)</w:t>
       </w:r>
-      <w:r>
-        <w:rPr>
-          <w:rFonts w:ascii="Times New Roman" w:hAnsi="Times New Roman"/>
-          <w:sz w:val="24"/>
-        </w:rPr>
-        <w:t>.</w:t>
-      </w:r>
     </w:p>
     <w:p>
       <w:pPr>
@@ -7615,17 +7502,15 @@
     </w:p>
     <w:p>
       <w:pPr>
-        <w:rPr>
-          <w:rFonts w:ascii="Times New Roman" w:hAnsi="Times New Roman"/>
-          <w:sz w:val="24"/>
-        </w:rPr>
-      </w:pPr>
-      <w:r>
-        <w:rPr>
-          <w:rFonts w:ascii="Times New Roman" w:hAnsi="Times New Roman"/>
-          <w:sz w:val="24"/>
-        </w:rPr>
-        <w:t xml:space="preserve">Господи, помилуй </w:t>
+        <w:spacing w:after="120"/>
+        <w:jc w:val="both"/>
+      </w:pPr>
+      <w:r>
+        <w:rPr>
+          <w:rFonts w:ascii="Times New Roman" w:hAnsi="Times New Roman"/>
+          <w:sz w:val="24"/>
+        </w:rPr>
+        <w:t xml:space="preserve">Господи, помилуй. </w:t>
       </w:r>
       <w:r>
         <w:rPr>
@@ -7635,13 +7520,6 @@
           <w:sz w:val="24"/>
         </w:rPr>
         <w:t>(3 р.)</w:t>
-      </w:r>
-      <w:r>
-        <w:rPr>
-          <w:rFonts w:ascii="Times New Roman" w:hAnsi="Times New Roman"/>
-          <w:sz w:val="24"/>
-        </w:rPr>
-        <w:t>.</w:t>
       </w:r>
     </w:p>
     <w:p>
@@ -7889,17 +7767,15 @@
     </w:p>
     <w:p>
       <w:pPr>
-        <w:rPr>
-          <w:rFonts w:ascii="Times New Roman" w:hAnsi="Times New Roman"/>
-          <w:sz w:val="24"/>
-        </w:rPr>
-      </w:pPr>
-      <w:r>
-        <w:rPr>
-          <w:rFonts w:ascii="Times New Roman" w:hAnsi="Times New Roman"/>
-          <w:sz w:val="24"/>
-        </w:rPr>
-        <w:t xml:space="preserve">Господи, помилуй </w:t>
+        <w:spacing w:after="120"/>
+        <w:jc w:val="both"/>
+      </w:pPr>
+      <w:r>
+        <w:rPr>
+          <w:rFonts w:ascii="Times New Roman" w:hAnsi="Times New Roman"/>
+          <w:sz w:val="24"/>
+        </w:rPr>
+        <w:t xml:space="preserve">Господи, помилуй. </w:t>
       </w:r>
       <w:r>
         <w:rPr>
@@ -7910,13 +7786,6 @@
         </w:rPr>
         <w:t>(3 р.)</w:t>
       </w:r>
-      <w:r>
-        <w:rPr>
-          <w:rFonts w:ascii="Times New Roman" w:hAnsi="Times New Roman"/>
-          <w:sz w:val="24"/>
-        </w:rPr>
-        <w:t>.</w:t>
-      </w:r>
     </w:p>
     <w:p>
       <w:pPr>
@@ -8144,23 +8013,32 @@
     </w:p>
     <w:p>
       <w:pPr>
-        <w:rPr>
-          <w:rFonts w:ascii="Times New Roman" w:hAnsi="Times New Roman"/>
-          <w:i/>
-          <w:iCs/>
-          <w:color w:val="FF0000"/>
-          <w:sz w:val="24"/>
-        </w:rPr>
-      </w:pPr>
-      <w:r>
-        <w:rPr>
-          <w:rFonts w:ascii="Times New Roman" w:hAnsi="Times New Roman"/>
-          <w:i/>
-          <w:iCs/>
-          <w:color w:val="FF0000"/>
-          <w:sz w:val="24"/>
-        </w:rPr>
-        <w:t>І знову: молитва св. Єфрема і доземний поклін.</w:t>
+        <w:spacing w:after="120"/>
+      </w:pPr>
+      <w:r>
+        <w:rPr>
+          <w:rFonts w:ascii="Times New Roman" w:hAnsi="Times New Roman"/>
+          <w:color w:val="303030"/>
+          <w:sz w:val="24"/>
+        </w:rPr>
+        <w:t xml:space="preserve">Го́споди і Влади́ко життя́ мого́! Духа ліни́вства, недбайли́вости, властолю́б'я і пустомо́вства віджени́ від ме́не. Ду́ха чистоти́, поко́ри, терпели́вости й любо́ви дару́й мені, </w:t>
+      </w:r>
+      <w:r>
+        <w:rPr>
+          <w:rFonts w:ascii="Times New Roman" w:hAnsi="Times New Roman"/>
+          <w:color w:val="303030"/>
+          <w:sz w:val="24"/>
+        </w:rPr>
+        <w:t xml:space="preserve">слузі́ Твоє́му. Так, Го́споди, Ца́рю! Дай мені́ ба́чити гріхи́ мої́ і не осу́джувати бра́та мого́, бо Ти благослове́нний на ві́ки вікі́в. Амі́нь. </w:t>
+      </w:r>
+      <w:r>
+        <w:rPr>
+          <w:rFonts w:ascii="Times New Roman" w:hAnsi="Times New Roman"/>
+          <w:i/>
+          <w:color w:val="FF3333"/>
+          <w:sz w:val="24"/>
+        </w:rPr>
+        <w:t>(Доземний поклін)</w:t>
       </w:r>
     </w:p>
     <w:p>
@@ -8184,17 +8062,15 @@
     </w:p>
     <w:p>
       <w:pPr>
-        <w:rPr>
-          <w:rFonts w:ascii="Times New Roman" w:hAnsi="Times New Roman"/>
-          <w:sz w:val="24"/>
-        </w:rPr>
-      </w:pPr>
-      <w:r>
-        <w:rPr>
-          <w:rFonts w:ascii="Times New Roman" w:hAnsi="Times New Roman"/>
-          <w:sz w:val="24"/>
-        </w:rPr>
-        <w:t xml:space="preserve">Святий Боже, святий Кріпкий, святий Безсмертний, помилуй нас </w:t>
+        <w:spacing w:after="120"/>
+        <w:jc w:val="both"/>
+      </w:pPr>
+      <w:r>
+        <w:rPr>
+          <w:rFonts w:ascii="Times New Roman" w:hAnsi="Times New Roman"/>
+          <w:sz w:val="24"/>
+        </w:rPr>
+        <w:t xml:space="preserve">Святий Боже, святий Кріпкий, святий Безсмертний, помилуй нас. </w:t>
       </w:r>
       <w:r>
         <w:rPr>
@@ -8205,13 +8081,6 @@
         </w:rPr>
         <w:t>(3 р.)</w:t>
       </w:r>
-      <w:r>
-        <w:rPr>
-          <w:rFonts w:ascii="Times New Roman" w:hAnsi="Times New Roman"/>
-          <w:sz w:val="24"/>
-        </w:rPr>
-        <w:t>.</w:t>
-      </w:r>
     </w:p>
     <w:p>
       <w:pPr>
@@ -8245,17 +8114,15 @@
     </w:p>
     <w:p>
       <w:pPr>
-        <w:rPr>
-          <w:rFonts w:ascii="Times New Roman" w:hAnsi="Times New Roman"/>
-          <w:sz w:val="24"/>
-        </w:rPr>
-      </w:pPr>
-      <w:r>
-        <w:rPr>
-          <w:rFonts w:ascii="Times New Roman" w:hAnsi="Times New Roman"/>
-          <w:sz w:val="24"/>
-        </w:rPr>
-        <w:t xml:space="preserve">Господи, помилуй </w:t>
+        <w:spacing w:after="120"/>
+        <w:jc w:val="both"/>
+      </w:pPr>
+      <w:r>
+        <w:rPr>
+          <w:rFonts w:ascii="Times New Roman" w:hAnsi="Times New Roman"/>
+          <w:sz w:val="24"/>
+        </w:rPr>
+        <w:t xml:space="preserve">Господи, помилуй. </w:t>
       </w:r>
       <w:r>
         <w:rPr>
@@ -8265,13 +8132,6 @@
           <w:sz w:val="24"/>
         </w:rPr>
         <w:t>(3 р.)</w:t>
-      </w:r>
-      <w:r>
-        <w:rPr>
-          <w:rFonts w:ascii="Times New Roman" w:hAnsi="Times New Roman"/>
-          <w:sz w:val="24"/>
-        </w:rPr>
-        <w:t>.</w:t>
       </w:r>
     </w:p>
     <w:p>
@@ -8465,26 +8325,32 @@
     </w:p>
     <w:p>
       <w:pPr>
-        <w:rPr>
-          <w:rFonts w:ascii="Times New Roman" w:hAnsi="Times New Roman"/>
-          <w:sz w:val="24"/>
-        </w:rPr>
-      </w:pPr>
-      <w:r>
-        <w:rPr>
-          <w:rFonts w:ascii="Times New Roman" w:hAnsi="Times New Roman"/>
-          <w:i/>
-          <w:color w:val="FF0000"/>
-          <w:sz w:val="24"/>
-        </w:rPr>
-        <w:t xml:space="preserve">Священик: </w:t>
-      </w:r>
-      <w:r>
-        <w:rPr>
-          <w:rFonts w:ascii="Times New Roman" w:hAnsi="Times New Roman"/>
-          <w:sz w:val="24"/>
-        </w:rPr>
-        <w:t>Слава тобі, Христе Боже, надіє наша, слава тобі!</w:t>
+        <w:spacing w:after="120"/>
+        <w:jc w:val="both"/>
+      </w:pPr>
+      <w:r>
+        <w:rPr>
+          <w:rFonts w:ascii="Times New Roman" w:hAnsi="Times New Roman"/>
+          <w:i/>
+          <w:color w:val="FF0000"/>
+          <w:sz w:val="24"/>
+        </w:rPr>
+        <w:t>Священик:</w:t>
+      </w:r>
+      <w:r>
+        <w:rPr>
+          <w:rFonts w:ascii="Times New Roman" w:hAnsi="Times New Roman"/>
+          <w:color w:val="FF0000"/>
+          <w:sz w:val="24"/>
+        </w:rPr>
+        <w:t xml:space="preserve"> </w:t>
+      </w:r>
+      <w:r>
+        <w:rPr>
+          <w:rFonts w:ascii="Times New Roman" w:hAnsi="Times New Roman"/>
+          <w:sz w:val="24"/>
+        </w:rPr>
+        <w:t>Слава тобі, Христе Боже, уповання наше, слава тобі!</w:t>
       </w:r>
     </w:p>
     <w:p>
@@ -8649,6 +8515,187 @@
     </w:p>
     <w:p>
       <w:pPr>
+        <w:spacing w:after="120"/>
+      </w:pPr>
+      <w:r>
+        <w:rPr>
+          <w:rFonts w:ascii="Times New Roman" w:hAnsi="Times New Roman"/>
+          <w:i/>
+          <w:color w:val="FF0000"/>
+          <w:sz w:val="24"/>
+        </w:rPr>
+        <w:t>Вірні:</w:t>
+      </w:r>
+      <w:r>
+        <w:rPr>
+          <w:rFonts w:ascii="Times New Roman" w:hAnsi="Times New Roman"/>
+          <w:color w:val="FF0000"/>
+          <w:sz w:val="24"/>
+        </w:rPr>
+        <w:t xml:space="preserve"> </w:t>
+      </w:r>
+      <w:r>
+        <w:rPr>
+          <w:rFonts w:ascii="Times New Roman" w:hAnsi="Times New Roman"/>
+          <w:sz w:val="24"/>
+        </w:rPr>
+        <w:t>Амі́нь.</w:t>
+      </w:r>
+    </w:p>
+    <w:p>
+      <w:pPr>
+        <w:spacing w:after="120"/>
+      </w:pPr>
+      <w:r>
+        <w:rPr>
+          <w:rFonts w:ascii="Times New Roman" w:hAnsi="Times New Roman"/>
+          <w:sz w:val="24"/>
+        </w:rPr>
+        <w:t>Сла́ва Тобі́, Бо́же наш, сла́ва Тобі́.</w:t>
+      </w:r>
+    </w:p>
+    <w:p>
+      <w:pPr>
+        <w:spacing w:after="120"/>
+      </w:pPr>
+      <w:r>
+        <w:rPr>
+          <w:rFonts w:ascii="Times New Roman" w:hAnsi="Times New Roman"/>
+          <w:sz w:val="24"/>
+        </w:rPr>
+        <w:t>Ца́рю небе́сний, утіши́телю, Ду́ше íстини,* що всю́ди єси́ і все наповня́єш,* скарбни́це благ і життя́ пода́телю,* прийди́, і всели́ся в нас,* і очи́сти нас від уся́кої скве́рни,* і спаси́, благи́й, ду́ші на́ші.</w:t>
+      </w:r>
+    </w:p>
+    <w:p>
+      <w:pPr>
+        <w:spacing w:after="120"/>
+        <w:jc w:val="both"/>
+      </w:pPr>
+      <w:r>
+        <w:rPr>
+          <w:rFonts w:ascii="Times New Roman" w:hAnsi="Times New Roman"/>
+          <w:sz w:val="24"/>
+        </w:rPr>
+        <w:t xml:space="preserve">Святий Боже, святий Кріпкий, святий Безсмертний, помилуй нас. </w:t>
+      </w:r>
+      <w:r>
+        <w:rPr>
+          <w:rFonts w:ascii="Times New Roman" w:hAnsi="Times New Roman"/>
+          <w:i/>
+          <w:color w:val="FF0000"/>
+          <w:sz w:val="24"/>
+        </w:rPr>
+        <w:t>(3 р.)</w:t>
+      </w:r>
+    </w:p>
+    <w:p>
+      <w:pPr>
+        <w:rPr>
+          <w:rFonts w:ascii="Times New Roman" w:hAnsi="Times New Roman"/>
+          <w:sz w:val="24"/>
+        </w:rPr>
+      </w:pPr>
+      <w:r>
+        <w:rPr>
+          <w:rFonts w:ascii="Times New Roman" w:hAnsi="Times New Roman"/>
+          <w:sz w:val="24"/>
+        </w:rPr>
+        <w:t>Слава Отцю, і Сину, і Святому Духові,* і нині, і повсякчас, і на віки вічні. Амінь.</w:t>
+      </w:r>
+    </w:p>
+    <w:p>
+      <w:pPr>
+        <w:rPr>
+          <w:rFonts w:ascii="Times New Roman" w:hAnsi="Times New Roman"/>
+          <w:sz w:val="24"/>
+        </w:rPr>
+      </w:pPr>
+      <w:r>
+        <w:rPr>
+          <w:rFonts w:ascii="Times New Roman" w:hAnsi="Times New Roman"/>
+          <w:sz w:val="24"/>
+        </w:rPr>
+        <w:t>Пресвята Тройце, помилуй нас;* Господи, очисти гріхи наші;* Владико, прости беззаконня наші;* Святий, завітай і зціли немочі наші імени твого ради.</w:t>
+      </w:r>
+    </w:p>
+    <w:p>
+      <w:pPr>
+        <w:spacing w:after="120"/>
+        <w:jc w:val="both"/>
+      </w:pPr>
+      <w:r>
+        <w:rPr>
+          <w:rFonts w:ascii="Times New Roman" w:hAnsi="Times New Roman"/>
+          <w:sz w:val="24"/>
+        </w:rPr>
+        <w:t xml:space="preserve">Господи, помилуй. </w:t>
+      </w:r>
+      <w:r>
+        <w:rPr>
+          <w:rFonts w:ascii="Times New Roman" w:hAnsi="Times New Roman"/>
+          <w:i/>
+          <w:color w:val="FF0000"/>
+          <w:sz w:val="24"/>
+        </w:rPr>
+        <w:t>(3 р.)</w:t>
+      </w:r>
+    </w:p>
+    <w:p>
+      <w:pPr>
+        <w:rPr>
+          <w:rFonts w:ascii="Times New Roman" w:hAnsi="Times New Roman"/>
+          <w:sz w:val="24"/>
+        </w:rPr>
+      </w:pPr>
+      <w:r>
+        <w:rPr>
+          <w:rFonts w:ascii="Times New Roman" w:hAnsi="Times New Roman"/>
+          <w:sz w:val="24"/>
+        </w:rPr>
+        <w:t>Слава Отцю, і Сину, і Святому Духові,* і нині, і повсякчас, і на віки вічні. Амінь.</w:t>
+      </w:r>
+    </w:p>
+    <w:p>
+      <w:pPr>
+        <w:rPr>
+          <w:rFonts w:ascii="Times New Roman" w:hAnsi="Times New Roman"/>
+          <w:sz w:val="24"/>
+        </w:rPr>
+      </w:pPr>
+      <w:r>
+        <w:rPr>
+          <w:rFonts w:ascii="Times New Roman" w:hAnsi="Times New Roman"/>
+          <w:sz w:val="24"/>
+        </w:rPr>
+        <w:t>Отче наш, що єси на небесах,* нехай святиться ім’я твоє,* нехай прийде царство твоє,* нехай буде воля твоя, як на небі, так і на землі.* Хліб наш насущний дай нам сьогодні,* і прости нам провини наші,* як і ми прощаємо винуватцям нашим,* і не введи нас у спокусу,* але визволи нас від лукавого.</w:t>
+      </w:r>
+    </w:p>
+    <w:p>
+      <w:pPr>
+        <w:rPr>
+          <w:rFonts w:ascii="Times New Roman" w:hAnsi="Times New Roman"/>
+          <w:sz w:val="24"/>
+        </w:rPr>
+      </w:pPr>
+      <w:r>
+        <w:rPr>
+          <w:rFonts w:ascii="Times New Roman" w:hAnsi="Times New Roman"/>
+          <w:i/>
+          <w:color w:val="FF0000"/>
+          <w:sz w:val="24"/>
+        </w:rPr>
+        <w:t xml:space="preserve">Священик: </w:t>
+      </w:r>
+      <w:r>
+        <w:rPr>
+          <w:rFonts w:ascii="Times New Roman" w:hAnsi="Times New Roman"/>
+          <w:sz w:val="24"/>
+        </w:rPr>
+        <w:t>Бо твоє є царство, і сила, і слава, Отця, і Сина, і Святого Духа, нині і повсякчас, і на віки вічні.</w:t>
+      </w:r>
+    </w:p>
+    <w:p>
+      <w:pPr>
         <w:rPr>
           <w:rFonts w:ascii="Times New Roman" w:hAnsi="Times New Roman"/>
           <w:sz w:val="24"/>
@@ -8668,46 +8715,31 @@
           <w:rFonts w:ascii="Times New Roman" w:hAnsi="Times New Roman"/>
           <w:sz w:val="24"/>
         </w:rPr>
-        <w:t>Амінь. Слава тобі, Боже наш, слава тобі.</w:t>
-      </w:r>
-    </w:p>
-    <w:p>
-      <w:pPr>
-        <w:rPr>
-          <w:rFonts w:ascii="Times New Roman" w:hAnsi="Times New Roman"/>
-          <w:sz w:val="24"/>
-        </w:rPr>
-      </w:pPr>
-      <w:r>
-        <w:rPr>
-          <w:rFonts w:ascii="Times New Roman" w:hAnsi="Times New Roman"/>
-          <w:sz w:val="24"/>
-        </w:rPr>
-        <w:t>Царю небесний, утішителю, Душе істини,* що всюди єси і все наповняєш,* скарбе дібр і життя подателю,* прийди і вселися в нас,* і очисти нас від усякої скверни,* і спаси, Благий, душі наші.</w:t>
-      </w:r>
-    </w:p>
-    <w:p>
-      <w:pPr>
-        <w:rPr>
-          <w:rFonts w:ascii="Times New Roman" w:hAnsi="Times New Roman"/>
-          <w:sz w:val="24"/>
-        </w:rPr>
-      </w:pPr>
-      <w:r>
-        <w:rPr>
-          <w:rFonts w:ascii="Times New Roman" w:hAnsi="Times New Roman"/>
-          <w:sz w:val="24"/>
-        </w:rPr>
-        <w:t xml:space="preserve">Святий Боже, святий Кріпкий, святий Безсмертний, помилуй нас </w:t>
-      </w:r>
-      <w:r>
-        <w:rPr>
-          <w:rFonts w:ascii="Times New Roman" w:hAnsi="Times New Roman"/>
-          <w:i/>
-          <w:color w:val="FF0000"/>
-          <w:sz w:val="24"/>
-        </w:rPr>
-        <w:t>(3 р.)</w:t>
+        <w:t>Амінь.</w:t>
+      </w:r>
+    </w:p>
+    <w:p>
+      <w:pPr>
+        <w:rPr>
+          <w:rFonts w:ascii="Times New Roman" w:hAnsi="Times New Roman"/>
+          <w:sz w:val="24"/>
+        </w:rPr>
+      </w:pPr>
+      <w:r>
+        <w:rPr>
+          <w:rFonts w:ascii="Times New Roman" w:hAnsi="Times New Roman"/>
+          <w:sz w:val="24"/>
+        </w:rPr>
+        <w:t xml:space="preserve">Господи, помилуй </w:t>
+      </w:r>
+      <w:r>
+        <w:rPr>
+          <w:rFonts w:ascii="Times New Roman" w:hAnsi="Times New Roman"/>
+          <w:i/>
+          <w:color w:val="FF0000"/>
+          <w:sz w:val="24"/>
+        </w:rPr>
+        <w:t>(12 р.)</w:t>
       </w:r>
       <w:r>
         <w:rPr>
@@ -8734,218 +8766,41 @@
     </w:p>
     <w:p>
       <w:pPr>
-        <w:rPr>
-          <w:rFonts w:ascii="Times New Roman" w:hAnsi="Times New Roman"/>
-          <w:sz w:val="24"/>
-        </w:rPr>
-      </w:pPr>
-      <w:r>
-        <w:rPr>
-          <w:rFonts w:ascii="Times New Roman" w:hAnsi="Times New Roman"/>
-          <w:sz w:val="24"/>
-        </w:rPr>
-        <w:t>Пресвята Тройце, помилуй нас;* Господи, очисти гріхи наші;* Владико, прости беззаконня наші;* Святий, завітай і зціли немочі наші імени твого ради.</w:t>
-      </w:r>
-    </w:p>
-    <w:p>
-      <w:pPr>
-        <w:rPr>
-          <w:rFonts w:ascii="Times New Roman" w:hAnsi="Times New Roman"/>
-          <w:sz w:val="24"/>
-        </w:rPr>
-      </w:pPr>
-      <w:r>
-        <w:rPr>
-          <w:rFonts w:ascii="Times New Roman" w:hAnsi="Times New Roman"/>
-          <w:sz w:val="24"/>
-        </w:rPr>
-        <w:t xml:space="preserve">Господи, помилуй </w:t>
-      </w:r>
-      <w:r>
-        <w:rPr>
-          <w:rFonts w:ascii="Times New Roman" w:hAnsi="Times New Roman"/>
-          <w:i/>
-          <w:color w:val="FF0000"/>
-          <w:sz w:val="24"/>
-        </w:rPr>
-        <w:t>(3 р.)</w:t>
-      </w:r>
-      <w:r>
-        <w:rPr>
-          <w:rFonts w:ascii="Times New Roman" w:hAnsi="Times New Roman"/>
-          <w:sz w:val="24"/>
-        </w:rPr>
-        <w:t>.</w:t>
-      </w:r>
-    </w:p>
-    <w:p>
-      <w:pPr>
-        <w:rPr>
-          <w:rFonts w:ascii="Times New Roman" w:hAnsi="Times New Roman"/>
-          <w:sz w:val="24"/>
-        </w:rPr>
-      </w:pPr>
-      <w:r>
-        <w:rPr>
-          <w:rFonts w:ascii="Times New Roman" w:hAnsi="Times New Roman"/>
-          <w:sz w:val="24"/>
-        </w:rPr>
-        <w:t>Слава Отцю, і Сину, і Святому Духові,* і нині, і повсякчас, і на віки вічні. Амінь.</w:t>
-      </w:r>
-    </w:p>
-    <w:p>
-      <w:pPr>
-        <w:rPr>
-          <w:rFonts w:ascii="Times New Roman" w:hAnsi="Times New Roman"/>
-          <w:sz w:val="24"/>
-        </w:rPr>
-      </w:pPr>
-      <w:r>
-        <w:rPr>
-          <w:rFonts w:ascii="Times New Roman" w:hAnsi="Times New Roman"/>
-          <w:sz w:val="24"/>
-        </w:rPr>
-        <w:t>Отче наш, що єси на небесах,* нехай святиться ім’я твоє,* нехай прийде царство твоє,* нехай буде воля твоя, як на небі, так і на землі.* Хліб наш насущний дай нам сьогодні,* і прости нам провини наші,* як і ми прощаємо винуватцям нашим,* і не введи нас у спокусу,* але визволи нас від лукавого.</w:t>
-      </w:r>
-    </w:p>
-    <w:p>
-      <w:pPr>
-        <w:rPr>
-          <w:rFonts w:ascii="Times New Roman" w:hAnsi="Times New Roman"/>
-          <w:sz w:val="24"/>
-        </w:rPr>
-      </w:pPr>
-      <w:r>
-        <w:rPr>
-          <w:rFonts w:ascii="Times New Roman" w:hAnsi="Times New Roman"/>
-          <w:i/>
-          <w:color w:val="FF0000"/>
-          <w:sz w:val="24"/>
-        </w:rPr>
-        <w:t xml:space="preserve">Священик: </w:t>
-      </w:r>
-      <w:r>
-        <w:rPr>
-          <w:rFonts w:ascii="Times New Roman" w:hAnsi="Times New Roman"/>
-          <w:sz w:val="24"/>
-        </w:rPr>
-        <w:t>Бо твоє є царство, і сила, і слава, Отця, і Сина, і Святого Духа, нині і повсякчас, і на віки вічні.</w:t>
-      </w:r>
-    </w:p>
-    <w:p>
-      <w:pPr>
-        <w:rPr>
-          <w:rFonts w:ascii="Times New Roman" w:hAnsi="Times New Roman"/>
-          <w:sz w:val="24"/>
-        </w:rPr>
-      </w:pPr>
-      <w:r>
-        <w:rPr>
-          <w:rFonts w:ascii="Times New Roman" w:hAnsi="Times New Roman"/>
-          <w:i/>
-          <w:color w:val="FF0000"/>
-          <w:sz w:val="24"/>
-        </w:rPr>
-        <w:t xml:space="preserve">Вірні: </w:t>
-      </w:r>
-      <w:r>
-        <w:rPr>
-          <w:rFonts w:ascii="Times New Roman" w:hAnsi="Times New Roman"/>
-          <w:sz w:val="24"/>
-        </w:rPr>
-        <w:t>Амінь.</w:t>
-      </w:r>
-    </w:p>
-    <w:p>
-      <w:pPr>
-        <w:rPr>
-          <w:rFonts w:ascii="Times New Roman" w:hAnsi="Times New Roman"/>
-          <w:sz w:val="24"/>
-        </w:rPr>
-      </w:pPr>
-      <w:r>
-        <w:rPr>
-          <w:rFonts w:ascii="Times New Roman" w:hAnsi="Times New Roman"/>
-          <w:sz w:val="24"/>
-        </w:rPr>
-        <w:t xml:space="preserve">Господи, помилуй </w:t>
-      </w:r>
-      <w:r>
-        <w:rPr>
-          <w:rFonts w:ascii="Times New Roman" w:hAnsi="Times New Roman"/>
-          <w:i/>
-          <w:color w:val="FF0000"/>
-          <w:sz w:val="24"/>
-        </w:rPr>
-        <w:t>(12 р.)</w:t>
-      </w:r>
-      <w:r>
-        <w:rPr>
-          <w:rFonts w:ascii="Times New Roman" w:hAnsi="Times New Roman"/>
-          <w:sz w:val="24"/>
-        </w:rPr>
-        <w:t>.</w:t>
-      </w:r>
-    </w:p>
-    <w:p>
-      <w:pPr>
-        <w:rPr>
-          <w:rFonts w:ascii="Times New Roman" w:hAnsi="Times New Roman"/>
-          <w:sz w:val="24"/>
-        </w:rPr>
-      </w:pPr>
-      <w:r>
-        <w:rPr>
-          <w:rFonts w:ascii="Times New Roman" w:hAnsi="Times New Roman"/>
-          <w:sz w:val="24"/>
-        </w:rPr>
-        <w:t>Слава Отцю, і Сину, і Святому Духові,* і нині, і повсякчас, і на віки вічні. Амінь.</w:t>
-      </w:r>
-    </w:p>
-    <w:p>
-      <w:pPr>
-        <w:rPr>
-          <w:rFonts w:ascii="Times New Roman" w:hAnsi="Times New Roman"/>
-          <w:sz w:val="24"/>
-        </w:rPr>
-      </w:pPr>
-      <w:r>
-        <w:rPr>
-          <w:rFonts w:ascii="Times New Roman" w:hAnsi="Times New Roman"/>
-          <w:sz w:val="24"/>
-        </w:rPr>
-        <w:t>Прийдіте, поклонімся* Цареві нашому Богу.</w:t>
-      </w:r>
-    </w:p>
-    <w:p>
-      <w:pPr>
-        <w:rPr>
-          <w:rFonts w:ascii="Times New Roman" w:hAnsi="Times New Roman"/>
-          <w:sz w:val="24"/>
-        </w:rPr>
-      </w:pPr>
-      <w:r>
-        <w:rPr>
-          <w:rFonts w:ascii="Times New Roman" w:hAnsi="Times New Roman"/>
-          <w:sz w:val="24"/>
-        </w:rPr>
-        <w:t>Прийдіте, поклонімся* Христові, Цареві нашому Богу.</w:t>
-      </w:r>
-    </w:p>
-    <w:p>
-      <w:pPr>
-        <w:rPr>
-          <w:rFonts w:ascii="Times New Roman" w:hAnsi="Times New Roman"/>
-          <w:sz w:val="24"/>
-          <w:szCs w:val="32"/>
-        </w:rPr>
-      </w:pPr>
-      <w:r>
-        <w:rPr>
-          <w:rFonts w:ascii="Times New Roman" w:hAnsi="Times New Roman"/>
-          <w:sz w:val="24"/>
-        </w:rPr>
-        <w:t>Прийдіте, поклонімся і припадім* до самого Господа Ісуса Христа, Царя і Бога нашого.</w:t>
+        <w:spacing w:after="120"/>
+        <w:jc w:val="both"/>
+      </w:pPr>
+      <w:r>
+        <w:rPr>
+          <w:rFonts w:ascii="Times New Roman" w:hAnsi="Times New Roman"/>
+          <w:sz w:val="24"/>
+        </w:rPr>
+        <w:t>Прийді́те, поклоні́мся* царе́ві на́шому – Бо́гу.</w:t>
+      </w:r>
+    </w:p>
+    <w:p>
+      <w:pPr>
+        <w:spacing w:after="120"/>
+        <w:jc w:val="both"/>
+      </w:pPr>
+      <w:r>
+        <w:rPr>
+          <w:rFonts w:ascii="Times New Roman" w:hAnsi="Times New Roman"/>
+          <w:sz w:val="24"/>
+        </w:rPr>
+        <w:t>Прийді́те, поклоні́мся* Христо́ві, царе́ві на́шому – Бо́гу.</w:t>
+      </w:r>
+    </w:p>
+    <w:p>
+      <w:pPr>
+        <w:spacing w:after="120"/>
+        <w:jc w:val="both"/>
+      </w:pPr>
+      <w:r>
+        <w:rPr>
+          <w:rFonts w:ascii="Times New Roman" w:hAnsi="Times New Roman"/>
+          <w:sz w:val="24"/>
+        </w:rPr>
+        <w:t>Прийді́те, поклоні́мся і припаді́м* до само́го Го́спода Ісу́са Христа́ – царя́ і Бо́га на́шого.</w:t>
       </w:r>
     </w:p>
     <w:p>
@@ -9712,17 +9567,15 @@
     </w:p>
     <w:p>
       <w:pPr>
-        <w:rPr>
-          <w:rFonts w:ascii="Times New Roman" w:hAnsi="Times New Roman"/>
-          <w:sz w:val="24"/>
-        </w:rPr>
-      </w:pPr>
-      <w:r>
-        <w:rPr>
-          <w:rFonts w:ascii="Times New Roman" w:hAnsi="Times New Roman"/>
-          <w:sz w:val="24"/>
-        </w:rPr>
-        <w:t xml:space="preserve">Господи, помилуй </w:t>
+        <w:spacing w:after="120"/>
+        <w:jc w:val="both"/>
+      </w:pPr>
+      <w:r>
+        <w:rPr>
+          <w:rFonts w:ascii="Times New Roman" w:hAnsi="Times New Roman"/>
+          <w:sz w:val="24"/>
+        </w:rPr>
+        <w:t xml:space="preserve">Господи, помилуй. </w:t>
       </w:r>
       <w:r>
         <w:rPr>
@@ -9733,13 +9586,6 @@
         </w:rPr>
         <w:t>(3 р.)</w:t>
       </w:r>
-      <w:r>
-        <w:rPr>
-          <w:rFonts w:ascii="Times New Roman" w:hAnsi="Times New Roman"/>
-          <w:sz w:val="24"/>
-        </w:rPr>
-        <w:t>.</w:t>
-      </w:r>
     </w:p>
     <w:p>
       <w:pPr>
@@ -9929,17 +9775,15 @@
     </w:p>
     <w:p>
       <w:pPr>
-        <w:rPr>
-          <w:rFonts w:ascii="Times New Roman" w:hAnsi="Times New Roman"/>
-          <w:sz w:val="24"/>
-        </w:rPr>
-      </w:pPr>
-      <w:r>
-        <w:rPr>
-          <w:rFonts w:ascii="Times New Roman" w:hAnsi="Times New Roman"/>
-          <w:sz w:val="24"/>
-        </w:rPr>
-        <w:t xml:space="preserve">Святий Боже, святий Кріпкий, святий Безсмертний, помилуй нас </w:t>
+        <w:spacing w:after="120"/>
+        <w:jc w:val="both"/>
+      </w:pPr>
+      <w:r>
+        <w:rPr>
+          <w:rFonts w:ascii="Times New Roman" w:hAnsi="Times New Roman"/>
+          <w:sz w:val="24"/>
+        </w:rPr>
+        <w:t xml:space="preserve">Святий Боже, святий Кріпкий, святий Безсмертний, помилуй нас. </w:t>
       </w:r>
       <w:r>
         <w:rPr>
@@ -9950,13 +9794,6 @@
         </w:rPr>
         <w:t>(3 р.)</w:t>
       </w:r>
-      <w:r>
-        <w:rPr>
-          <w:rFonts w:ascii="Times New Roman" w:hAnsi="Times New Roman"/>
-          <w:sz w:val="24"/>
-        </w:rPr>
-        <w:t>.</w:t>
-      </w:r>
     </w:p>
     <w:p>
       <w:pPr>
@@ -9990,17 +9827,15 @@
     </w:p>
     <w:p>
       <w:pPr>
-        <w:rPr>
-          <w:rFonts w:ascii="Times New Roman" w:hAnsi="Times New Roman"/>
-          <w:sz w:val="24"/>
-        </w:rPr>
-      </w:pPr>
-      <w:r>
-        <w:rPr>
-          <w:rFonts w:ascii="Times New Roman" w:hAnsi="Times New Roman"/>
-          <w:sz w:val="24"/>
-        </w:rPr>
-        <w:t xml:space="preserve">Господи, помилуй </w:t>
+        <w:spacing w:after="120"/>
+        <w:jc w:val="both"/>
+      </w:pPr>
+      <w:r>
+        <w:rPr>
+          <w:rFonts w:ascii="Times New Roman" w:hAnsi="Times New Roman"/>
+          <w:sz w:val="24"/>
+        </w:rPr>
+        <w:t xml:space="preserve">Господи, помилуй. </w:t>
       </w:r>
       <w:r>
         <w:rPr>
@@ -10010,13 +9845,6 @@
           <w:sz w:val="24"/>
         </w:rPr>
         <w:t>(3 р.)</w:t>
-      </w:r>
-      <w:r>
-        <w:rPr>
-          <w:rFonts w:ascii="Times New Roman" w:hAnsi="Times New Roman"/>
-          <w:sz w:val="24"/>
-        </w:rPr>
-        <w:t>.</w:t>
       </w:r>
     </w:p>
     <w:p>
@@ -10259,17 +10087,15 @@
     </w:p>
     <w:p>
       <w:pPr>
-        <w:rPr>
-          <w:rFonts w:ascii="Times New Roman" w:hAnsi="Times New Roman"/>
-          <w:sz w:val="24"/>
-        </w:rPr>
-      </w:pPr>
-      <w:r>
-        <w:rPr>
-          <w:rFonts w:ascii="Times New Roman" w:hAnsi="Times New Roman"/>
-          <w:sz w:val="24"/>
-        </w:rPr>
-        <w:t xml:space="preserve">Господи, помилуй </w:t>
+        <w:spacing w:after="120"/>
+        <w:jc w:val="both"/>
+      </w:pPr>
+      <w:r>
+        <w:rPr>
+          <w:rFonts w:ascii="Times New Roman" w:hAnsi="Times New Roman"/>
+          <w:sz w:val="24"/>
+        </w:rPr>
+        <w:t xml:space="preserve">Господи, помилуй. </w:t>
       </w:r>
       <w:r>
         <w:rPr>
@@ -10280,13 +10106,6 @@
         </w:rPr>
         <w:t>(3 р.)</w:t>
       </w:r>
-      <w:r>
-        <w:rPr>
-          <w:rFonts w:ascii="Times New Roman" w:hAnsi="Times New Roman"/>
-          <w:sz w:val="24"/>
-        </w:rPr>
-        <w:t>.</w:t>
-      </w:r>
     </w:p>
     <w:p>
       <w:pPr>
@@ -10514,6 +10333,220 @@
     </w:p>
     <w:p>
       <w:pPr>
+        <w:spacing w:after="120"/>
+      </w:pPr>
+      <w:r>
+        <w:rPr>
+          <w:rFonts w:ascii="Times New Roman" w:hAnsi="Times New Roman"/>
+          <w:color w:val="303030"/>
+          <w:sz w:val="24"/>
+        </w:rPr>
+        <w:t xml:space="preserve">Го́споди і Влади́ко життя́ мого́! Духа ліни́вства, недбайли́вости, властолю́б'я і пустомо́вства віджени́ від ме́не. Ду́ха чистоти́, поко́ри, терпели́вости й любо́ви дару́й мені, </w:t>
+      </w:r>
+      <w:r>
+        <w:rPr>
+          <w:rFonts w:ascii="Times New Roman" w:hAnsi="Times New Roman"/>
+          <w:color w:val="303030"/>
+          <w:sz w:val="24"/>
+        </w:rPr>
+        <w:t xml:space="preserve">слузі́ Твоє́му. Так, Го́споди, Ца́рю! Дай мені́ ба́чити гріхи́ мої́ і не осу́джувати бра́та мого́, бо Ти благослове́нний на ві́ки вікі́в. Амі́нь. </w:t>
+      </w:r>
+      <w:r>
+        <w:rPr>
+          <w:rFonts w:ascii="Times New Roman" w:hAnsi="Times New Roman"/>
+          <w:i/>
+          <w:color w:val="FF3333"/>
+          <w:sz w:val="24"/>
+        </w:rPr>
+        <w:t>(Доземний поклін)</w:t>
+      </w:r>
+    </w:p>
+    <w:p>
+      <w:pPr>
+        <w:jc w:val="center"/>
+        <w:rPr>
+          <w:rFonts w:ascii="Times New Roman" w:hAnsi="Times New Roman"/>
+          <w:sz w:val="24"/>
+          <w:lang w:val="en-US"/>
+        </w:rPr>
+      </w:pPr>
+      <w:r>
+        <w:rPr>
+          <w:rFonts w:ascii="Times New Roman" w:hAnsi="Times New Roman"/>
+          <w:i/>
+          <w:color w:val="FF0000"/>
+          <w:sz w:val="24"/>
+        </w:rPr>
+        <w:t>*****</w:t>
+      </w:r>
+    </w:p>
+    <w:p>
+      <w:pPr>
+        <w:spacing w:after="120"/>
+        <w:jc w:val="both"/>
+      </w:pPr>
+      <w:r>
+        <w:rPr>
+          <w:rFonts w:ascii="Times New Roman" w:hAnsi="Times New Roman"/>
+          <w:sz w:val="24"/>
+        </w:rPr>
+        <w:t xml:space="preserve">Святий Боже, святий Кріпкий, святий Безсмертний, помилуй нас. </w:t>
+      </w:r>
+      <w:r>
+        <w:rPr>
+          <w:rFonts w:ascii="Times New Roman" w:hAnsi="Times New Roman"/>
+          <w:i/>
+          <w:color w:val="FF0000"/>
+          <w:sz w:val="24"/>
+        </w:rPr>
+        <w:t>(3 р.)</w:t>
+      </w:r>
+    </w:p>
+    <w:p>
+      <w:pPr>
+        <w:rPr>
+          <w:rFonts w:ascii="Times New Roman" w:hAnsi="Times New Roman"/>
+          <w:sz w:val="24"/>
+        </w:rPr>
+      </w:pPr>
+      <w:r>
+        <w:rPr>
+          <w:rFonts w:ascii="Times New Roman" w:hAnsi="Times New Roman"/>
+          <w:sz w:val="24"/>
+        </w:rPr>
+        <w:t>Слава Отцю, і Сину, і Святому Духові,* і нині і повсякчас, і на віки вічні. Амінь.</w:t>
+      </w:r>
+    </w:p>
+    <w:p>
+      <w:pPr>
+        <w:rPr>
+          <w:rFonts w:ascii="Times New Roman" w:hAnsi="Times New Roman"/>
+          <w:sz w:val="24"/>
+        </w:rPr>
+      </w:pPr>
+      <w:r>
+        <w:rPr>
+          <w:rFonts w:ascii="Times New Roman" w:hAnsi="Times New Roman"/>
+          <w:sz w:val="24"/>
+        </w:rPr>
+        <w:t>Пресвята Тройце, помилуй нас;* Господи, очисти гріхи наші;* Владико, прости беззаконня наші;* Святий, завітай і зціли немочі наші імени твого ради.</w:t>
+      </w:r>
+    </w:p>
+    <w:p>
+      <w:pPr>
+        <w:spacing w:after="120"/>
+        <w:jc w:val="both"/>
+      </w:pPr>
+      <w:r>
+        <w:rPr>
+          <w:rFonts w:ascii="Times New Roman" w:hAnsi="Times New Roman"/>
+          <w:sz w:val="24"/>
+        </w:rPr>
+        <w:t xml:space="preserve">Господи, помилуй. </w:t>
+      </w:r>
+      <w:r>
+        <w:rPr>
+          <w:rFonts w:ascii="Times New Roman" w:hAnsi="Times New Roman"/>
+          <w:i/>
+          <w:color w:val="FF0000"/>
+          <w:sz w:val="24"/>
+        </w:rPr>
+        <w:t>(3 р.)</w:t>
+      </w:r>
+    </w:p>
+    <w:p>
+      <w:pPr>
+        <w:rPr>
+          <w:rFonts w:ascii="Times New Roman" w:hAnsi="Times New Roman"/>
+          <w:sz w:val="24"/>
+        </w:rPr>
+      </w:pPr>
+      <w:r>
+        <w:rPr>
+          <w:rFonts w:ascii="Times New Roman" w:hAnsi="Times New Roman"/>
+          <w:sz w:val="24"/>
+        </w:rPr>
+        <w:t>Слава Отцю, і Сину, і Святому Духові,* і нині і повсякчас, і на віки вічні. Амінь.</w:t>
+      </w:r>
+    </w:p>
+    <w:p>
+      <w:pPr>
+        <w:rPr>
+          <w:rFonts w:ascii="Times New Roman" w:hAnsi="Times New Roman"/>
+          <w:sz w:val="24"/>
+        </w:rPr>
+      </w:pPr>
+      <w:r>
+        <w:rPr>
+          <w:rFonts w:ascii="Times New Roman" w:hAnsi="Times New Roman"/>
+          <w:sz w:val="24"/>
+        </w:rPr>
+        <w:t>Отче наш, що єси на небесах,* нехай святиться ім’я твоє,* нехай прийде царство твоє,* нехай буде воля твоя, як на небі, так і на землі.* Хліб наш насущний дай нам сьогодні,* і прости нам провини наші,* як і ми прощаємо винуватцям нашим,* і не введи нас у спокусу,* але визволи нас від лукавого.</w:t>
+      </w:r>
+    </w:p>
+    <w:p>
+      <w:pPr>
+        <w:rPr>
+          <w:rFonts w:ascii="Times New Roman" w:hAnsi="Times New Roman"/>
+          <w:sz w:val="24"/>
+        </w:rPr>
+      </w:pPr>
+      <w:r>
+        <w:rPr>
+          <w:rFonts w:ascii="Times New Roman" w:hAnsi="Times New Roman"/>
+          <w:i/>
+          <w:color w:val="FF0000"/>
+          <w:sz w:val="24"/>
+        </w:rPr>
+        <w:t xml:space="preserve">Священик: </w:t>
+      </w:r>
+      <w:r>
+        <w:rPr>
+          <w:rFonts w:ascii="Times New Roman" w:hAnsi="Times New Roman"/>
+          <w:sz w:val="24"/>
+        </w:rPr>
+        <w:t>Бо твоє є царство, і сила, і слава, Отця, і Сина, і Святого Духа, нині і повсякчас, і на віки вічні.</w:t>
+      </w:r>
+    </w:p>
+    <w:p>
+      <w:pPr>
+        <w:rPr>
+          <w:rFonts w:ascii="Times New Roman" w:hAnsi="Times New Roman"/>
+          <w:sz w:val="24"/>
+        </w:rPr>
+      </w:pPr>
+      <w:r>
+        <w:rPr>
+          <w:rFonts w:ascii="Times New Roman" w:hAnsi="Times New Roman"/>
+          <w:i/>
+          <w:color w:val="FF0000"/>
+          <w:sz w:val="24"/>
+        </w:rPr>
+        <w:t xml:space="preserve">Вірні: </w:t>
+      </w:r>
+      <w:r>
+        <w:rPr>
+          <w:rFonts w:ascii="Times New Roman" w:hAnsi="Times New Roman"/>
+          <w:sz w:val="24"/>
+        </w:rPr>
+        <w:t>Амінь.</w:t>
+      </w:r>
+    </w:p>
+    <w:p>
+      <w:pPr>
+        <w:rPr>
+          <w:rFonts w:ascii="Times New Roman" w:hAnsi="Times New Roman"/>
+          <w:sz w:val="24"/>
+        </w:rPr>
+      </w:pPr>
+      <w:r>
+        <w:rPr>
+          <w:rFonts w:ascii="Times New Roman" w:hAnsi="Times New Roman"/>
+          <w:sz w:val="24"/>
+        </w:rPr>
+        <w:t xml:space="preserve">Господи, помилуй. </w:t>
+      </w:r>
+      <w:r>
         <w:rPr>
           <w:rFonts w:ascii="Times New Roman" w:hAnsi="Times New Roman"/>
           <w:i/>
@@ -10521,300 +10554,81 @@
           <w:color w:val="FF0000"/>
           <w:sz w:val="24"/>
         </w:rPr>
-      </w:pPr>
-      <w:bookmarkStart w:id="0" w:name="_Hlk67383845"/>
-      <w:r>
-        <w:rPr>
-          <w:rFonts w:ascii="Times New Roman" w:hAnsi="Times New Roman"/>
-          <w:i/>
-          <w:iCs/>
-          <w:color w:val="FF0000"/>
-          <w:sz w:val="24"/>
-        </w:rPr>
-        <w:lastRenderedPageBreak/>
-        <w:t>І знову: молитва св. Єфрема і доземний поклін.</w:t>
-      </w:r>
-    </w:p>
+        <w:t>(12 р.)</w:t>
+      </w:r>
+      <w:r>
+        <w:rPr>
+          <w:rFonts w:ascii="Times New Roman" w:hAnsi="Times New Roman"/>
+          <w:sz w:val="24"/>
+        </w:rPr>
+        <w:t xml:space="preserve"> </w:t>
+      </w:r>
+    </w:p>
+    <w:bookmarkEnd w:id="0"/>
     <w:p>
       <w:pPr>
         <w:jc w:val="center"/>
         <w:rPr>
           <w:rFonts w:ascii="Times New Roman" w:hAnsi="Times New Roman"/>
-          <w:sz w:val="24"/>
-          <w:lang w:val="en-US"/>
-        </w:rPr>
-      </w:pPr>
-      <w:r>
-        <w:rPr>
-          <w:rFonts w:ascii="Times New Roman" w:hAnsi="Times New Roman"/>
-          <w:i/>
-          <w:color w:val="FF0000"/>
-          <w:sz w:val="24"/>
-        </w:rPr>
-        <w:t>*****</w:t>
-      </w:r>
-    </w:p>
-    <w:p>
-      <w:pPr>
-        <w:rPr>
-          <w:rFonts w:ascii="Times New Roman" w:hAnsi="Times New Roman"/>
-          <w:sz w:val="24"/>
-        </w:rPr>
-      </w:pPr>
-      <w:r>
-        <w:rPr>
-          <w:rFonts w:ascii="Times New Roman" w:hAnsi="Times New Roman"/>
-          <w:sz w:val="24"/>
-        </w:rPr>
-        <w:t xml:space="preserve">Святий Боже, святий Кріпкий, святий Безсмертний, помилуй нас </w:t>
-      </w:r>
-      <w:r>
-        <w:rPr>
-          <w:rFonts w:ascii="Times New Roman" w:hAnsi="Times New Roman"/>
-          <w:i/>
-          <w:color w:val="FF0000"/>
-          <w:sz w:val="24"/>
-        </w:rPr>
-        <w:t>(3 р.)</w:t>
-      </w:r>
-      <w:r>
-        <w:rPr>
-          <w:rFonts w:ascii="Times New Roman" w:hAnsi="Times New Roman"/>
-          <w:sz w:val="24"/>
-        </w:rPr>
-        <w:t>.</w:t>
-      </w:r>
-    </w:p>
-    <w:p>
-      <w:pPr>
-        <w:rPr>
-          <w:rFonts w:ascii="Times New Roman" w:hAnsi="Times New Roman"/>
-          <w:sz w:val="24"/>
-        </w:rPr>
-      </w:pPr>
-      <w:r>
-        <w:rPr>
-          <w:rFonts w:ascii="Times New Roman" w:hAnsi="Times New Roman"/>
-          <w:sz w:val="24"/>
-        </w:rPr>
-        <w:t>Слава Отцю, і Сину, і Святому Духові,* і нині і повсякчас, і на віки вічні. Амінь.</w:t>
-      </w:r>
-    </w:p>
-    <w:p>
-      <w:pPr>
-        <w:rPr>
-          <w:rFonts w:ascii="Times New Roman" w:hAnsi="Times New Roman"/>
-          <w:sz w:val="24"/>
-        </w:rPr>
-      </w:pPr>
-      <w:r>
-        <w:rPr>
-          <w:rFonts w:ascii="Times New Roman" w:hAnsi="Times New Roman"/>
-          <w:sz w:val="24"/>
-        </w:rPr>
-        <w:t>Пресвята Тройце, помилуй нас;* Господи, очисти гріхи наші;* Владико, прости беззаконня наші;* Святий, завітай і зціли немочі наші імени твого ради.</w:t>
-      </w:r>
-    </w:p>
-    <w:p>
-      <w:pPr>
-        <w:rPr>
-          <w:rFonts w:ascii="Times New Roman" w:hAnsi="Times New Roman"/>
-          <w:sz w:val="24"/>
-        </w:rPr>
-      </w:pPr>
-      <w:r>
-        <w:rPr>
-          <w:rFonts w:ascii="Times New Roman" w:hAnsi="Times New Roman"/>
-          <w:sz w:val="24"/>
-        </w:rPr>
-        <w:t xml:space="preserve">Господи, помилуй </w:t>
-      </w:r>
-      <w:r>
-        <w:rPr>
-          <w:rFonts w:ascii="Times New Roman" w:hAnsi="Times New Roman"/>
-          <w:i/>
-          <w:color w:val="FF0000"/>
-          <w:sz w:val="24"/>
-        </w:rPr>
-        <w:t>(3 р.)</w:t>
-      </w:r>
-      <w:r>
-        <w:rPr>
-          <w:rFonts w:ascii="Times New Roman" w:hAnsi="Times New Roman"/>
-          <w:sz w:val="24"/>
-        </w:rPr>
-        <w:t>.</w:t>
-      </w:r>
-    </w:p>
-    <w:p>
-      <w:pPr>
-        <w:rPr>
-          <w:rFonts w:ascii="Times New Roman" w:hAnsi="Times New Roman"/>
-          <w:sz w:val="24"/>
-        </w:rPr>
-      </w:pPr>
-      <w:r>
-        <w:rPr>
-          <w:rFonts w:ascii="Times New Roman" w:hAnsi="Times New Roman"/>
-          <w:sz w:val="24"/>
-        </w:rPr>
-        <w:t>Слава Отцю, і Сину, і Святому Духові,* і нині і повсякчас, і на віки вічні. Амінь.</w:t>
-      </w:r>
-    </w:p>
-    <w:p>
-      <w:pPr>
-        <w:rPr>
-          <w:rFonts w:ascii="Times New Roman" w:hAnsi="Times New Roman"/>
-          <w:sz w:val="24"/>
-        </w:rPr>
-      </w:pPr>
-      <w:r>
-        <w:rPr>
-          <w:rFonts w:ascii="Times New Roman" w:hAnsi="Times New Roman"/>
-          <w:sz w:val="24"/>
-        </w:rPr>
-        <w:t>Отче наш, що єси на небесах,* нехай святиться ім’я твоє,* нехай прийде царство твоє,* нехай буде воля твоя, як на небі, так і на землі.* Хліб наш насущний дай нам сьогодні,* і прости нам провини наші,* як і ми прощаємо винуватцям нашим,* і не введи нас у спокусу,* але визволи нас від лукавого.</w:t>
-      </w:r>
-    </w:p>
-    <w:p>
-      <w:pPr>
-        <w:rPr>
-          <w:rFonts w:ascii="Times New Roman" w:hAnsi="Times New Roman"/>
-          <w:sz w:val="24"/>
-        </w:rPr>
-      </w:pPr>
-      <w:r>
-        <w:rPr>
-          <w:rFonts w:ascii="Times New Roman" w:hAnsi="Times New Roman"/>
-          <w:i/>
-          <w:color w:val="FF0000"/>
-          <w:sz w:val="24"/>
-        </w:rPr>
-        <w:t xml:space="preserve">Священик: </w:t>
-      </w:r>
-      <w:r>
-        <w:rPr>
-          <w:rFonts w:ascii="Times New Roman" w:hAnsi="Times New Roman"/>
-          <w:sz w:val="24"/>
-        </w:rPr>
-        <w:t>Бо твоє є царство, і сила, і слава, Отця, і Сина, і Святого Духа, нині і повсякчас, і на віки вічні.</w:t>
-      </w:r>
-    </w:p>
-    <w:p>
-      <w:pPr>
-        <w:rPr>
-          <w:rFonts w:ascii="Times New Roman" w:hAnsi="Times New Roman"/>
-          <w:sz w:val="24"/>
-        </w:rPr>
-      </w:pPr>
-      <w:r>
-        <w:rPr>
-          <w:rFonts w:ascii="Times New Roman" w:hAnsi="Times New Roman"/>
-          <w:i/>
-          <w:color w:val="FF0000"/>
-          <w:sz w:val="24"/>
-        </w:rPr>
-        <w:t xml:space="preserve">Вірні: </w:t>
-      </w:r>
-      <w:r>
-        <w:rPr>
-          <w:rFonts w:ascii="Times New Roman" w:hAnsi="Times New Roman"/>
-          <w:sz w:val="24"/>
-        </w:rPr>
-        <w:t>Амінь.</w:t>
-      </w:r>
-    </w:p>
-    <w:p>
-      <w:pPr>
-        <w:rPr>
-          <w:rFonts w:ascii="Times New Roman" w:hAnsi="Times New Roman"/>
-          <w:sz w:val="24"/>
-        </w:rPr>
-      </w:pPr>
-      <w:r>
-        <w:rPr>
-          <w:rFonts w:ascii="Times New Roman" w:hAnsi="Times New Roman"/>
-          <w:sz w:val="24"/>
-        </w:rPr>
-        <w:t xml:space="preserve">Господи, помилуй. </w:t>
-      </w:r>
-      <w:r>
-        <w:rPr>
-          <w:rFonts w:ascii="Times New Roman" w:hAnsi="Times New Roman"/>
-          <w:i/>
-          <w:iCs/>
-          <w:color w:val="FF0000"/>
-          <w:sz w:val="24"/>
-        </w:rPr>
-        <w:t>(12 р.)</w:t>
-      </w:r>
-      <w:r>
-        <w:rPr>
-          <w:rFonts w:ascii="Times New Roman" w:hAnsi="Times New Roman"/>
+          <w:b/>
+          <w:i/>
+          <w:sz w:val="24"/>
+        </w:rPr>
+      </w:pPr>
+      <w:r>
+        <w:rPr>
+          <w:rFonts w:ascii="Times New Roman" w:hAnsi="Times New Roman"/>
+          <w:b/>
+          <w:i/>
+          <w:color w:val="FF0000"/>
+          <w:sz w:val="24"/>
+        </w:rPr>
+        <w:t>Молитва на Час 9-ий</w:t>
+      </w:r>
+    </w:p>
+    <w:p>
+      <w:pPr>
+        <w:rPr>
+          <w:rFonts w:ascii="Times New Roman" w:hAnsi="Times New Roman"/>
+          <w:sz w:val="24"/>
+        </w:rPr>
+      </w:pPr>
+      <w:r>
+        <w:rPr>
+          <w:rFonts w:ascii="Times New Roman" w:hAnsi="Times New Roman"/>
+          <w:sz w:val="24"/>
+        </w:rPr>
+        <w:t>Владико Господи, Ісусе Христе, Боже наш! Ти довго терпиш наші провини і привів нас аж до цієї години, в яку ти на животворнім дереві висячи, благорозумному розбійникові до раю відчинив вхід і смертю смерть знищив. Очисти нас грішних і недостойних слуг твоїх, бо нагрішили ми й беззаконня натворили, що вже не достойні звести очей наших і поглянути на височінь небесну, бо ми знехтували дорогу правди твоєї і ходили, куди вело нас серце наше! Тож молимо твоє безмірне милосердя: Пожалій нас, Боже, з безмежної милости своєї і спаси нас задля імени твого святого, бо змарнували ми в суєті дні наші. Визволи нас із руки супротивника і прости нам гріхи наші. Умертви тілесні пристрасті наші, щоб відкинувши стару людину, ми в нову зодягнулися, і жили для тебе, Владики нашого і Доброчинця, і так, ідучи за твоїми веліннями, досягли вічного спокою, де для всіх праведних радісна оселя. Бо ти правдиво істинна веселість і радість для тих, які люблять тебе, Христе Боже наш, і тобі славу віддаємо з предвічним твоїм Отцем, і пресвятим, і благим, і животворним твоїм Духом, нині і повсякчас, і на віки вічні. Амінь.</w:t>
+      </w:r>
+    </w:p>
+    <w:p>
+      <w:pPr>
+        <w:spacing w:after="120"/>
+        <w:jc w:val="both"/>
+      </w:pPr>
+      <w:r>
+        <w:rPr>
+          <w:rFonts w:ascii="Times New Roman" w:hAnsi="Times New Roman"/>
+          <w:i/>
+          <w:color w:val="FF0000"/>
+          <w:sz w:val="24"/>
+        </w:rPr>
+        <w:t>Священик:</w:t>
+      </w:r>
+      <w:r>
+        <w:rPr>
+          <w:rFonts w:ascii="Times New Roman" w:hAnsi="Times New Roman"/>
+          <w:color w:val="FF0000"/>
           <w:sz w:val="24"/>
         </w:rPr>
         <w:t xml:space="preserve"> </w:t>
       </w:r>
-    </w:p>
-    <w:bookmarkEnd w:id="0"/>
-    <w:p>
-      <w:pPr>
-        <w:jc w:val="center"/>
-        <w:rPr>
-          <w:rFonts w:ascii="Times New Roman" w:hAnsi="Times New Roman"/>
-          <w:b/>
-          <w:i/>
-          <w:sz w:val="24"/>
-        </w:rPr>
-      </w:pPr>
-      <w:r>
-        <w:rPr>
-          <w:rFonts w:ascii="Times New Roman" w:hAnsi="Times New Roman"/>
-          <w:b/>
-          <w:i/>
-          <w:color w:val="FF0000"/>
-          <w:sz w:val="24"/>
-        </w:rPr>
-        <w:t>Молитва на Час 9-ий</w:t>
-      </w:r>
-    </w:p>
-    <w:p>
-      <w:pPr>
-        <w:rPr>
-          <w:rFonts w:ascii="Times New Roman" w:hAnsi="Times New Roman"/>
-          <w:sz w:val="24"/>
-        </w:rPr>
-      </w:pPr>
-      <w:r>
-        <w:rPr>
-          <w:rFonts w:ascii="Times New Roman" w:hAnsi="Times New Roman"/>
-          <w:sz w:val="24"/>
-        </w:rPr>
-        <w:t>Владико Господи, Ісусе Христе, Боже наш! Ти довго терпиш наші провини і привів нас аж до цієї години, в яку ти на животворнім дереві висячи, благорозумному розбійникові до раю відчинив вхід і смертю смерть знищив. Очисти нас грішних і недостойних слуг твоїх, бо нагрішили ми й беззаконня натворили, що вже не достойні звести очей наших і поглянути на височінь небесну, бо ми знехтували дорогу правди твоєї і ходили, куди вело нас серце наше! Тож молимо твоє безмірне милосердя: Пожалій нас, Боже, з безмежної милости своєї і спаси нас задля імени твого святого, бо змарнували ми в суєті дні наші. Визволи нас із руки супротивника і прости нам гріхи наші. Умертви тілесні пристрасті наші, щоб відкинувши стару людину, ми в нову зодягнулися, і жили для тебе, Владики нашого і Доброчинця, і так, ідучи за твоїми веліннями, досягли вічного спокою, де для всіх праведних радісна оселя. Бо ти правдиво істинна веселість і радість для тих, які люблять тебе, Христе Боже наш, і тобі славу віддаємо з предвічним твоїм Отцем, і пресвятим, і благим, і животворним твоїм Духом, нині і повсякчас, і на віки вічні. Амінь.</w:t>
-      </w:r>
-    </w:p>
-    <w:p>
-      <w:pPr>
-        <w:rPr>
-          <w:rFonts w:ascii="Times New Roman" w:hAnsi="Times New Roman"/>
-          <w:sz w:val="24"/>
-        </w:rPr>
-      </w:pPr>
-      <w:r>
-        <w:rPr>
-          <w:rFonts w:ascii="Times New Roman" w:hAnsi="Times New Roman"/>
-          <w:i/>
-          <w:color w:val="FF0000"/>
-          <w:sz w:val="24"/>
-        </w:rPr>
-        <w:t xml:space="preserve">Священик: </w:t>
-      </w:r>
-      <w:r>
-        <w:rPr>
-          <w:rFonts w:ascii="Times New Roman" w:hAnsi="Times New Roman"/>
-          <w:sz w:val="24"/>
-        </w:rPr>
-        <w:t>Слава тобі, Христе Боже, надіє наша, слава тобі!</w:t>
+      <w:r>
+        <w:rPr>
+          <w:rFonts w:ascii="Times New Roman" w:hAnsi="Times New Roman"/>
+          <w:sz w:val="24"/>
+        </w:rPr>
+        <w:t>Слава тобі, Христе Боже, уповання наше, слава тобі!</w:t>
       </w:r>
     </w:p>
     <w:p>
